--- a/Edgard_Barbara_Report.docx
+++ b/Edgard_Barbara_Report.docx
@@ -62,6 +62,9 @@
       </w:pPr>
       <w:r>
         <w:t>ISE 364</w:t>
+      </w:r>
+      <w:r>
+        <w:t>/464</w:t>
       </w:r>
     </w:p>
     <w:p>
@@ -188,17 +191,54 @@
     <w:p>
       <w:pPr>
         <w:spacing w:line="240" w:lineRule="auto"/>
-      </w:pPr>
-      <w:r>
-        <w:t xml:space="preserve">This study evaluates the performance and generalizability of various Machine Learning (ML) models (Logistic Regression, SVM, KNN, Random Forest, Naive Bayes) for diagnosing breast cancer and Type 2 diabetes across three different datasets. Models achieved near-perfect performance on the highly separable breast cancer data (e.g., Logistic Regression: Accuracy ~0.98, Sensitivity ~0.996). However, performance significantly deteriorated on the complex Pima Indians Diabetes dataset. To improve results on the challenging diabetes data, an ensemble stacking approach combined with domain-specific feature engineering </w:t>
+        <w:ind w:firstLine="0"/>
+        <w:jc w:val="both"/>
+      </w:pPr>
+      <w:r>
+        <w:t>This study evaluates the performance and generalizability of various Machine Learning (ML) models (Logistic Regression, S</w:t>
+      </w:r>
+      <w:r>
+        <w:t xml:space="preserve">upport Vector Machine (SVM), K-nearest </w:t>
+      </w:r>
+      <w:proofErr w:type="spellStart"/>
+      <w:r>
+        <w:t>Neigbors</w:t>
+      </w:r>
+      <w:proofErr w:type="spellEnd"/>
+      <w:r>
+        <w:t xml:space="preserve"> (</w:t>
+      </w:r>
+      <w:r>
+        <w:t>KNN</w:t>
+      </w:r>
+      <w:r>
+        <w:t>)</w:t>
+      </w:r>
+      <w:r>
+        <w:t>, Random Forest</w:t>
+      </w:r>
+      <w:r>
+        <w:t xml:space="preserve"> (RF)</w:t>
+      </w:r>
+      <w:r>
+        <w:t>, Naive Bayes</w:t>
+      </w:r>
+      <w:r>
+        <w:t>, multilayer perceptron (MLP), and Decision Tree (DT)</w:t>
+      </w:r>
+      <w:r>
+        <w:t>) for diagnosing breast cancer and Type 2 diabetes across three different datasets. Models achieved near-perfect performance on the highly separable breast cancer data (e.g., Logistic Regression: Accuracy ~0.98, Sensitivity ~0.996). However, performance significantly deteriorated on the complex Pima Indians Diabetes dataset. To improve results on the challenging diabetes data, an ensemble stacking approach combined with domain-specific feature engineering was implemented, which significantly boosted the sensitivity to 0.7407.</w:t>
+      </w:r>
+      <w:r>
+        <w:t xml:space="preserve"> </w:t>
       </w:r>
       <w:proofErr w:type="gramStart"/>
       <w:r>
-        <w:t>was implemented</w:t>
+        <w:t>The</w:t>
       </w:r>
       <w:proofErr w:type="gramEnd"/>
       <w:r>
-        <w:t>, which significantly boosted the sensitivity to 0.7407.The results confirm that model efficacy is highly dependent on data characteristics. Simple models excel with well-defined data, while complex or noisy data requires advanced techniques like ensemble methods and targeted feature engineering for clinically acceptable sensitivity. The findings underscore the need to select ML tools based on their specific application in a medical context, balancing sensitivity for early screening against accuracy for diagnosis confirmation.</w:t>
+        <w:t xml:space="preserve"> results confirm that model efficacy is highly dependent on data characteristics. Simple models excel with well-defined data, while complex or noisy data requires advanced techniques like ensemble methods and targeted feature engineering for clinically acceptable sensitivity. The findings underscore the need to select ML tools based on their specific application in a medical context, balancing sensitivity for early screening against accuracy for diagnosis confirmation.</w:t>
       </w:r>
     </w:p>
     <w:p>
@@ -234,71 +274,57 @@
     <w:p>
       <w:pPr>
         <w:spacing w:line="240" w:lineRule="auto"/>
-      </w:pPr>
-      <w:r>
-        <w:t xml:space="preserve">The early and accurate diagnosis of disease is paramount for effective treatment and patient survival. Machine Learning (ML) has emerged as a powerful tool in the medical field, offering the potential to assist clinicians in making diagnosis decisions. There is a wide distribution of machine learning methods used to aid in diagnosis, depending on the condition </w:t>
+        <w:jc w:val="both"/>
+      </w:pPr>
+      <w:r>
+        <w:t xml:space="preserve">The early and accurate diagnosis of disease is paramount for effective treatment and patient survival. Machine Learning (ML) has emerged as a powerful tool in the medical field, offering the potential to assist clinicians in making diagnosis decisions. There is a wide </w:t>
+      </w:r>
+      <w:r>
+        <w:t>range</w:t>
+      </w:r>
+      <w:r>
+        <w:t xml:space="preserve"> of machine learning methods used to aid in diagnosis</w:t>
+      </w:r>
+      <w:r>
+        <w:t xml:space="preserve"> </w:t>
+      </w:r>
+      <w:r>
+        <w:t xml:space="preserve">[1]. Some of the </w:t>
+      </w:r>
+      <w:r>
+        <w:t>most used</w:t>
+      </w:r>
+      <w:r>
+        <w:t xml:space="preserve"> models include Support Vector Machine (SVM), Random Forest (RF), and Convolutional Neural Network (CNN), with CNN being a prime choice for unstructured data, while traditional ML models were found to </w:t>
       </w:r>
       <w:proofErr w:type="gramStart"/>
       <w:r>
-        <w:t>being evaluated [1]</w:t>
+        <w:t>outperform for</w:t>
       </w:r>
       <w:proofErr w:type="gramEnd"/>
       <w:r>
-        <w:t xml:space="preserve">. </w:t>
-      </w:r>
-      <w:proofErr w:type="gramStart"/>
-      <w:r>
-        <w:t>Some of</w:t>
-      </w:r>
-      <w:proofErr w:type="gramEnd"/>
-      <w:r>
-        <w:t xml:space="preserve"> the </w:t>
-      </w:r>
-      <w:proofErr w:type="gramStart"/>
-      <w:r>
-        <w:t>most commonly used</w:t>
-      </w:r>
-      <w:proofErr w:type="gramEnd"/>
-      <w:r>
-        <w:t xml:space="preserve"> models include Support Vector Machine (SVM), Random Forest (RF), and Convolutional Neural Network (CNN), with CNN being a prime choice for unstructured data, while traditional ML models </w:t>
-      </w:r>
-      <w:proofErr w:type="gramStart"/>
-      <w:r>
-        <w:t>were found</w:t>
-      </w:r>
-      <w:proofErr w:type="gramEnd"/>
-      <w:r>
-        <w:t xml:space="preserve"> to outperform for structured data. </w:t>
-      </w:r>
-      <w:proofErr w:type="gramStart"/>
-      <w:r>
-        <w:t>In evaluating literature on specific diseases, it</w:t>
-      </w:r>
-      <w:proofErr w:type="gramEnd"/>
-      <w:r>
-        <w:t xml:space="preserve"> </w:t>
-      </w:r>
-      <w:proofErr w:type="gramStart"/>
-      <w:r>
-        <w:t>was observed</w:t>
-      </w:r>
-      <w:proofErr w:type="gramEnd"/>
-      <w:r>
-        <w:t xml:space="preserve"> that previous research has demonstrated the effectiveness of various ML algorithms, particularly GLM and SVM, in classifying breast cancer tumors as benign or malignant [2]. This paper claims to validate these findings and explore the generalizability of these models to another prevalent disease: type 2 diabetes. Through the adoption of external research, we have implemented additional machine learning models and techniques to evaluate the performance of diagnosis prediction for three different datasets. The initial hypothesis determines that there are expectations of machine learning models to perform drastically differently through different illnesses and </w:t>
-      </w:r>
-      <w:proofErr w:type="gramStart"/>
-      <w:r>
-        <w:t>different types</w:t>
-      </w:r>
-      <w:proofErr w:type="gramEnd"/>
-      <w:r>
-        <w:t xml:space="preserve"> of data; following this, we explore how different models and techniques make better predictions </w:t>
-      </w:r>
-      <w:r>
-        <w:t>on different</w:t>
-      </w:r>
-      <w:r>
-        <w:t xml:space="preserve"> situations.</w:t>
+        <w:t xml:space="preserve"> structured data. </w:t>
+      </w:r>
+      <w:r>
+        <w:t xml:space="preserve">Previous </w:t>
+      </w:r>
+      <w:r>
+        <w:t xml:space="preserve">research has demonstrated the effectiveness of various ML algorithms, particularly GLM and SVM, in classifying breast cancer tumors as benign or malignant [2]. This paper claims to validate these findings and explore the generalizability of these models to another prevalent disease: type 2 diabetes. Through the adoption of external research, we have implemented additional machine learning models and techniques to evaluate the performance of diagnosis prediction for three different datasets. </w:t>
+      </w:r>
+      <w:r>
+        <w:t xml:space="preserve">The initial hypothesis </w:t>
+      </w:r>
+      <w:r>
+        <w:t xml:space="preserve">suggests that model performance may be dependent upon the type of data and illness being evaluated.  </w:t>
+      </w:r>
+      <w:r>
+        <w:t xml:space="preserve">Following this rationale, we </w:t>
+      </w:r>
+      <w:r>
+        <w:t xml:space="preserve">explore how different models and techniques make better predictions </w:t>
+      </w:r>
+      <w:r>
+        <w:t xml:space="preserve">under varied circumstances. </w:t>
       </w:r>
     </w:p>
     <w:p>
@@ -321,17 +347,16 @@
     <w:p>
       <w:pPr>
         <w:spacing w:line="240" w:lineRule="auto"/>
-      </w:pPr>
-      <w:r>
-        <w:t xml:space="preserve">We first </w:t>
-      </w:r>
-      <w:proofErr w:type="gramStart"/>
-      <w:r>
-        <w:t>tested</w:t>
-      </w:r>
-      <w:proofErr w:type="gramEnd"/>
-      <w:r>
-        <w:t xml:space="preserve"> the Wisconsin Diagnosis Data</w:t>
+        <w:jc w:val="both"/>
+      </w:pPr>
+      <w:r>
+        <w:t xml:space="preserve">We </w:t>
+      </w:r>
+      <w:r>
+        <w:t>initially</w:t>
+      </w:r>
+      <w:r>
+        <w:t xml:space="preserve"> tested the Wisconsin Diagnosis Data</w:t>
       </w:r>
       <w:r>
         <w:t xml:space="preserve">, first considering the overlap of the data with </w:t>
@@ -346,31 +371,13 @@
         <w:footnoteReference w:id="1"/>
       </w:r>
       <w:r>
-        <w:t xml:space="preserve">. The focus of this dataset is to classify tumors as benign or malignant. It consists of 569 samples of a fine needle aspirate (FNA) of breast masses with </w:t>
-      </w:r>
-      <w:proofErr w:type="gramStart"/>
-      <w:r>
-        <w:t>several</w:t>
-      </w:r>
-      <w:proofErr w:type="gramEnd"/>
-      <w:r>
-        <w:t xml:space="preserve"> numeric features describing them. We used this dataset to train and evaluate </w:t>
-      </w:r>
-      <w:proofErr w:type="gramStart"/>
-      <w:r>
-        <w:t>several</w:t>
-      </w:r>
-      <w:proofErr w:type="gramEnd"/>
-      <w:r>
-        <w:t xml:space="preserve"> machine learning models: Logistic Regression (GLM), SVM (Linear) and RBF kernels with hyperparameter tuning. The primary evaluation metric was sensitivity (recall for the malignant class), as minimizing false negatives is crucial in cancer diagnosis to ensure no positive cases </w:t>
-      </w:r>
-      <w:proofErr w:type="gramStart"/>
-      <w:r>
-        <w:t>are missed</w:t>
-      </w:r>
-      <w:proofErr w:type="gramEnd"/>
-      <w:r>
-        <w:t>.</w:t>
+        <w:t xml:space="preserve">. The focus of this dataset is to classify tumors as benign or malignant. It consists of 569 samples of </w:t>
+      </w:r>
+      <w:r>
+        <w:t>fine</w:t>
+      </w:r>
+      <w:r>
+        <w:t xml:space="preserve"> needle aspirate (FNA) of breast masses with several numeric features describing them. We used this dataset to train and evaluate several machine learning models: Logistic Regression (GLM), SVM (Linear) and RBF kernels with hyperparameter tuning. The primary evaluation metric was sensitivity (recall for the malignant class), as minimizing false negatives is crucial in cancer diagnosis to ensure no positive cases are missed.</w:t>
       </w:r>
     </w:p>
     <w:p>
@@ -385,17 +392,16 @@
     <w:p>
       <w:pPr>
         <w:spacing w:line="240" w:lineRule="auto"/>
-      </w:pPr>
-      <w:r>
-        <w:t xml:space="preserve">To assess the transferability of these models, we applied the same set of algorithms to the Pima Indians Diabetes dataset. This dataset is slightly larger than the Wisconsin Breast Cancer data, consisting of 768 samples. The target for this dataset is to predict whether an individual has diabetes or not. The defining features are various diagnostic measurements, including glucose, BMI, age, and insulin levels. This dataset presents </w:t>
-      </w:r>
-      <w:proofErr w:type="gramStart"/>
-      <w:r>
-        <w:t>a different set</w:t>
-      </w:r>
-      <w:proofErr w:type="gramEnd"/>
-      <w:r>
-        <w:t xml:space="preserve"> of challenges, including a higher degree of feature overlap between the classes</w:t>
+        <w:jc w:val="both"/>
+      </w:pPr>
+      <w:r>
+        <w:t>To assess the transferability of these models, we applied the same set of algorithms to the Pima Indians Diabetes dataset. This dataset is slightly larger than the Wisconsin Breast Cancer data, consisting of 768 samples. The target for this dataset is to predict whether an individual has diabetes</w:t>
+      </w:r>
+      <w:r>
+        <w:t>.</w:t>
+      </w:r>
+      <w:r>
+        <w:t xml:space="preserve"> The defining features are various diagnostic measurements, including glucose, BMI, age, and insulin levels. This dataset presents a different set of challenges, including a higher degree of feature overlap between the classes</w:t>
       </w:r>
       <w:r>
         <w:rPr>
@@ -404,136 +410,191 @@
         <w:footnoteReference w:id="2"/>
       </w:r>
       <w:r>
-        <w:t xml:space="preserve">, signaling a loss in predictive power per feature for the class predictions. Further research by Dritsas and Trigka [3] shows how an expansion of model comparison scope into classification models could </w:t>
+        <w:t xml:space="preserve">, signaling a loss in predictive power per feature for the class predictions. </w:t>
+      </w:r>
+      <w:r>
+        <w:t xml:space="preserve">This data also has several instances of measurements with values of 0, meaning the data is flawed. </w:t>
+      </w:r>
+      <w:r>
+        <w:t xml:space="preserve">Further research by Dritsas and </w:t>
+      </w:r>
+      <w:proofErr w:type="spellStart"/>
+      <w:r>
+        <w:t>Trigka</w:t>
+      </w:r>
+      <w:proofErr w:type="spellEnd"/>
+      <w:r>
+        <w:t xml:space="preserve"> [3] shows how </w:t>
       </w:r>
       <w:proofErr w:type="gramStart"/>
       <w:r>
-        <w:t>perhaps show</w:t>
+        <w:t>that implementing</w:t>
       </w:r>
       <w:proofErr w:type="gramEnd"/>
       <w:r>
-        <w:t xml:space="preserve"> better performance for the prediction exercise versus GLM and SVM. This approach delineates the use of Synthetic Minority Oversampling Technique (SMOTE) class balancing to reduce bias in class weights and the implementation of various classification models which include KNN, Random Forest, and Naive Bayes. We then proceeded to create pipelines for these models utilizing the rebalancing techniques </w:t>
-      </w:r>
-      <w:proofErr w:type="gramStart"/>
-      <w:r>
-        <w:t>in order to</w:t>
-      </w:r>
-      <w:proofErr w:type="gramEnd"/>
-      <w:r>
-        <w:t xml:space="preserve"> evaluate the performance of the models through 10-fold CV. This allows us to consider the usual performance of the models through various trials instead of just </w:t>
-      </w:r>
-      <w:proofErr w:type="gramStart"/>
-      <w:r>
-        <w:t>1</w:t>
-      </w:r>
-      <w:proofErr w:type="gramEnd"/>
-      <w:r>
-        <w:t>.</w:t>
+        <w:t xml:space="preserve"> </w:t>
+      </w:r>
+      <w:r>
+        <w:t>classification models</w:t>
+      </w:r>
+      <w:r>
+        <w:t xml:space="preserve"> into the comparison model framework could</w:t>
+      </w:r>
+      <w:r>
+        <w:t xml:space="preserve"> </w:t>
+      </w:r>
+      <w:r>
+        <w:t>yield</w:t>
+      </w:r>
+      <w:r>
+        <w:t xml:space="preserve"> better performance </w:t>
+      </w:r>
+      <w:r>
+        <w:t xml:space="preserve">than </w:t>
+      </w:r>
+      <w:r>
+        <w:t>GLM and SVM</w:t>
+      </w:r>
+      <w:r>
+        <w:t xml:space="preserve"> alone</w:t>
+      </w:r>
+      <w:r>
+        <w:t>. This approach delineates the use of Synthetic Minority Oversampling Technique (SMOTE) class balancing to reduce bias in class weights and the implementation of various classification models which include KNN, Random Forest, and Naive Bayes. We then proceeded to create pipelines for these models</w:t>
+      </w:r>
+      <w:r>
+        <w:t>,</w:t>
+      </w:r>
+      <w:r>
+        <w:t xml:space="preserve"> utilizing the rebalancing techniques to evaluate the performance of the models through 10-fold </w:t>
+      </w:r>
+      <w:r>
+        <w:t>Cross Validation (</w:t>
+      </w:r>
+      <w:r>
+        <w:t>CV</w:t>
+      </w:r>
+      <w:r>
+        <w:t>)</w:t>
+      </w:r>
+      <w:r>
+        <w:t>. This allows us to consider the usual performance of the models through various trials instead of just 1.</w:t>
       </w:r>
     </w:p>
     <w:p>
       <w:pPr>
         <w:spacing w:line="240" w:lineRule="auto"/>
-      </w:pPr>
+        <w:jc w:val="both"/>
+      </w:pPr>
+      <w:r>
+        <w:t xml:space="preserve">After identifying a loss in model performance for this data, we considered additional techniques </w:t>
+      </w:r>
+      <w:r>
+        <w:t>to</w:t>
+      </w:r>
+      <w:r>
+        <w:t xml:space="preserve"> compensate for the loss </w:t>
+      </w:r>
+      <w:proofErr w:type="gramStart"/>
+      <w:r>
+        <w:t>in</w:t>
+      </w:r>
+      <w:proofErr w:type="gramEnd"/>
+      <w:r>
+        <w:t xml:space="preserve"> </w:t>
+      </w:r>
+      <w:proofErr w:type="gramStart"/>
+      <w:r>
+        <w:t>feature</w:t>
+      </w:r>
+      <w:proofErr w:type="gramEnd"/>
+      <w:r>
+        <w:t xml:space="preserve"> predictive power. An approach by Daza</w:t>
+      </w:r>
+      <w:r>
+        <w:t xml:space="preserve"> </w:t>
+      </w:r>
+      <w:r>
+        <w:t xml:space="preserve">et. al [4] shows how </w:t>
+      </w:r>
       <w:r>
         <w:lastRenderedPageBreak/>
-        <w:t xml:space="preserve">After identifying a loss in model performance for this data, we considered additional techniques </w:t>
+        <w:t xml:space="preserve">ensemble stacking can aid in the diagnosis prediction process. To implement this </w:t>
+      </w:r>
+      <w:r>
+        <w:t>approach,</w:t>
+      </w:r>
+      <w:r>
+        <w:t xml:space="preserve"> we first defined alternative Naive Bayes models: </w:t>
+      </w:r>
+      <w:r>
+        <w:t>Gaussian, Multinomial</w:t>
+      </w:r>
+      <w:r>
+        <w:t xml:space="preserve">, and Bernoulli. In his research, Konenko (2001), identified that doctors had a positive view of </w:t>
+      </w:r>
+      <w:r>
+        <w:t>Naive</w:t>
+      </w:r>
+      <w:r>
+        <w:t xml:space="preserve"> Bayes and viewed it to be </w:t>
       </w:r>
       <w:proofErr w:type="gramStart"/>
       <w:r>
-        <w:t>in order to</w:t>
+        <w:t>similar to</w:t>
       </w:r>
       <w:proofErr w:type="gramEnd"/>
       <w:r>
-        <w:t xml:space="preserve"> compensate for the loss in feature predictive power. An approach by Daza, Sanchez, et. al [4] shows how ensemble stacking can aid in the diagnosis prediction process. To implement this </w:t>
-      </w:r>
-      <w:r>
-        <w:t>approach,</w:t>
-      </w:r>
-      <w:r>
-        <w:t xml:space="preserve"> we first defined alternative Naive Bayes models: </w:t>
-      </w:r>
-      <w:r>
-        <w:t>Gaussian, Multinomial</w:t>
-      </w:r>
-      <w:r>
-        <w:t xml:space="preserve">, and Bernoulli. In his research, Konenko (2001), identified that doctors had a positive view of </w:t>
-      </w:r>
-      <w:r>
-        <w:t>Naive</w:t>
-      </w:r>
-      <w:r>
-        <w:t xml:space="preserve"> Bayes and viewed it to be </w:t>
+        <w:t xml:space="preserve"> the way they diagnose [5]. In the Naive Bayes models, </w:t>
+      </w:r>
+      <w:r>
+        <w:t>we applied</w:t>
+      </w:r>
+      <w:r>
+        <w:t xml:space="preserve"> feature selection </w:t>
+      </w:r>
+      <w:r>
+        <w:t xml:space="preserve">using ANOVA </w:t>
+      </w:r>
+      <w:r>
+        <w:t xml:space="preserve">to </w:t>
+      </w:r>
+      <w:r>
+        <w:t>retain</w:t>
+      </w:r>
+      <w:r>
+        <w:t xml:space="preserve"> only the most significant feature</w:t>
+      </w:r>
+      <w:r>
+        <w:t>s</w:t>
+      </w:r>
+      <w:r>
+        <w:t>. We then expanded on the previous set of model</w:t>
+      </w:r>
+      <w:r>
+        <w:t xml:space="preserve">s </w:t>
+      </w:r>
+      <w:r>
+        <w:t>(GLM, SVM, RF) by standardizing the implementations of feature engineering, SMOTE rebalancing, preprocessing and pipeline creation, and stacking classification for model fitting. For choosing the models in the ensemble, various combinations were tested. It was observed that a combination of SVM, MLP, and tree-based algorithms may work well [4]</w:t>
+      </w:r>
+      <w:r>
+        <w:t xml:space="preserve">. Consequently, in </w:t>
       </w:r>
       <w:proofErr w:type="gramStart"/>
       <w:r>
-        <w:t>similar to</w:t>
+        <w:t>t</w:t>
+      </w:r>
+      <w:r>
+        <w:t>he final result</w:t>
       </w:r>
       <w:proofErr w:type="gramEnd"/>
       <w:r>
-        <w:t xml:space="preserve"> the way they diagnose [5]. In the Naive Bayes models, use feature selection to use only the most significant feature by ANOVA. We then expanded on the previous set of model implementations (GLM, SVM, RF) by standardizing the implementations of feature engineering, SMOTE rebalancing, preprocessing and pipeline creation, and stacking classification for model fitting. For choosing the models in the ensemble, various combinations were </w:t>
-      </w:r>
-      <w:proofErr w:type="gramStart"/>
-      <w:r>
-        <w:t>tested</w:t>
-      </w:r>
-      <w:proofErr w:type="gramEnd"/>
-      <w:r>
-        <w:t xml:space="preserve">. It </w:t>
-      </w:r>
-      <w:proofErr w:type="gramStart"/>
-      <w:r>
-        <w:t>was observed</w:t>
-      </w:r>
-      <w:proofErr w:type="gramEnd"/>
-      <w:r>
-        <w:t xml:space="preserve"> that a combination of SVM, MLP, and tree-based algorithms may work well [4], so in </w:t>
-      </w:r>
-      <w:proofErr w:type="gramStart"/>
-      <w:r>
-        <w:t>the final result</w:t>
-      </w:r>
-      <w:proofErr w:type="gramEnd"/>
-      <w:r>
-        <w:t xml:space="preserve">, SVM, RF, MLP, and DT </w:t>
-      </w:r>
-      <w:proofErr w:type="gramStart"/>
-      <w:r>
-        <w:t>were implemented</w:t>
-      </w:r>
-      <w:proofErr w:type="gramEnd"/>
-      <w:r>
-        <w:t xml:space="preserve">. Generic feature engineering </w:t>
-      </w:r>
-      <w:proofErr w:type="gramStart"/>
-      <w:r>
-        <w:t>was used</w:t>
-      </w:r>
-      <w:proofErr w:type="gramEnd"/>
-      <w:r>
-        <w:t xml:space="preserve"> in this dataset, including sample interactions, ratios, and polynomial features. This method </w:t>
-      </w:r>
-      <w:proofErr w:type="gramStart"/>
-      <w:r>
-        <w:t>was run</w:t>
-      </w:r>
-      <w:proofErr w:type="gramEnd"/>
-      <w:r>
-        <w:t xml:space="preserve"> as an initial test. In general, such a model may prove to be particularly useful when the data is unstructured or unknown. We then developed another similar stacked ensemble model, but rather than having generic feature engineering, we implemented domain-specific feature engineering. One of the features added was the insulin resistance measure, HOMA-IR. Insulin resistance can often be a precursor to Type 2 diabetes, making it a notable measure [6]. The critical glucose level for a </w:t>
+        <w:t xml:space="preserve">, SVM, RF, MLP, and DT were implemented. Generic feature engineering was used in this dataset, including sample interactions, ratios, and polynomial features. This method was run as an initial test. In general, such a model may prove to be particularly useful when the data is unstructured or unknown. We then developed another similar stacked ensemble model, but rather than having generic feature engineering, we implemented domain-specific feature engineering. One of the features added was the insulin resistance measure, HOMA-IR. Insulin resistance can often be a precursor to Type 2 diabetes, making it a notable measure [6]. The critical glucose level for a </w:t>
       </w:r>
       <w:r>
         <w:t>2-hour</w:t>
       </w:r>
       <w:r>
-        <w:t xml:space="preserve"> plasma glucose test </w:t>
-      </w:r>
-      <w:proofErr w:type="gramStart"/>
-      <w:r>
-        <w:t>was also added [7]</w:t>
-      </w:r>
-      <w:proofErr w:type="gramEnd"/>
-      <w:r>
-        <w:t xml:space="preserve">. To account for potential interactions and </w:t>
+        <w:t xml:space="preserve"> plasma glucose test was also added [7]. To account for potential interactions and </w:t>
       </w:r>
       <w:r>
         <w:t>non-linearities</w:t>
@@ -545,15 +606,7 @@
         <w:t>low</w:t>
       </w:r>
       <w:r>
-        <w:t xml:space="preserve">, two of each </w:t>
-      </w:r>
-      <w:proofErr w:type="gramStart"/>
-      <w:r>
-        <w:t>were added</w:t>
-      </w:r>
-      <w:proofErr w:type="gramEnd"/>
-      <w:r>
-        <w:t xml:space="preserve">. For interactions, the interaction of </w:t>
+        <w:t xml:space="preserve">, two of each were added. For interactions, the interaction of </w:t>
       </w:r>
       <w:r>
         <w:t>BMI</w:t>
@@ -565,37 +618,13 @@
         <w:t>BMI</w:t>
       </w:r>
       <w:r>
-        <w:t xml:space="preserve"> </w:t>
-      </w:r>
-      <w:proofErr w:type="gramStart"/>
-      <w:r>
-        <w:t>was added</w:t>
-      </w:r>
-      <w:proofErr w:type="gramEnd"/>
-      <w:r>
-        <w:t xml:space="preserve">. With </w:t>
+        <w:t xml:space="preserve"> was added. With </w:t>
       </w:r>
       <w:r>
         <w:t>BMI</w:t>
       </w:r>
       <w:r>
-        <w:t xml:space="preserve"> potentially </w:t>
-      </w:r>
-      <w:proofErr w:type="gramStart"/>
-      <w:r>
-        <w:t>being linked</w:t>
-      </w:r>
-      <w:proofErr w:type="gramEnd"/>
-      <w:r>
-        <w:t xml:space="preserve"> to insulin resistance and thus glucose levels, this interaction </w:t>
-      </w:r>
-      <w:proofErr w:type="gramStart"/>
-      <w:r>
-        <w:t>was added</w:t>
-      </w:r>
-      <w:proofErr w:type="gramEnd"/>
-      <w:r>
-        <w:t xml:space="preserve"> to distinguish patients with similar glucose levels yet different </w:t>
+        <w:t xml:space="preserve"> potentially being linked to insulin resistance and thus glucose levels, this interaction was added to distinguish patients with similar glucose levels yet different </w:t>
       </w:r>
       <w:r>
         <w:t>BMI</w:t>
@@ -607,57 +636,26 @@
         <w:t>BMI</w:t>
       </w:r>
       <w:r>
-        <w:t xml:space="preserve"> </w:t>
-      </w:r>
-      <w:proofErr w:type="gramStart"/>
-      <w:r>
-        <w:t>is significantly impacted</w:t>
-      </w:r>
-      <w:proofErr w:type="gramEnd"/>
-      <w:r>
-        <w:t xml:space="preserve"> by age due to hormonal changes and changes in muscle mass, the interaction of </w:t>
+        <w:t xml:space="preserve"> is significantly impacted by age due to hormonal changes and changes in muscle mass, the interaction of </w:t>
       </w:r>
       <w:r>
         <w:t>BMI</w:t>
       </w:r>
       <w:r>
-        <w:t xml:space="preserve"> and age </w:t>
-      </w:r>
-      <w:proofErr w:type="gramStart"/>
-      <w:r>
-        <w:t>was included</w:t>
-      </w:r>
-      <w:proofErr w:type="gramEnd"/>
-      <w:r>
-        <w:t xml:space="preserve"> as well [9]. For nonlinearities, </w:t>
+        <w:t xml:space="preserve"> and age was included as well [9]. For nonlinearities, </w:t>
       </w:r>
       <w:r>
         <w:t>BMI</w:t>
       </w:r>
       <w:r>
-        <w:t xml:space="preserve"> and glucose </w:t>
-      </w:r>
-      <w:proofErr w:type="gramStart"/>
-      <w:r>
-        <w:t>were chosen</w:t>
-      </w:r>
-      <w:proofErr w:type="gramEnd"/>
-      <w:r>
-        <w:t xml:space="preserve"> as the two most </w:t>
-      </w:r>
-      <w:proofErr w:type="gramStart"/>
-      <w:r>
-        <w:t>significant features</w:t>
-      </w:r>
-      <w:proofErr w:type="gramEnd"/>
-      <w:r>
-        <w:t xml:space="preserve">, based on the R- squared results. </w:t>
+        <w:t xml:space="preserve"> and glucose were chosen as the two most significant features, based on the R- squared results. </w:t>
       </w:r>
     </w:p>
     <w:p>
       <w:pPr>
         <w:pStyle w:val="Heading2"/>
         <w:spacing w:line="240" w:lineRule="auto"/>
+        <w:jc w:val="both"/>
       </w:pPr>
       <w:r>
         <w:t>Early Diabetes Classification</w:t>
@@ -666,15 +664,34 @@
     <w:p>
       <w:pPr>
         <w:spacing w:line="240" w:lineRule="auto"/>
-      </w:pPr>
-      <w:r>
-        <w:t xml:space="preserve">We explored an additional diabetes dataset, the Early Diabetes Classification data. This dataset consisted of 520 samples, with the key features of various genetic markers, early indicators, and risk factors. Following the research by Dritsas and Trigka, we reintroduced the same models (GLM, SVM, SVM RBF, KNN, Random Forest, and Naive Bayes) to this dataset to explore the performance on discrete data that belongs to the same medical disease. By importing the data from Kaggle, we explored different variables in a yes/no metric. </w:t>
+        <w:jc w:val="both"/>
+      </w:pPr>
+      <w:r>
+        <w:t>We explored an additional diabetes dataset, the Early Diabetes Classification data. This dataset consisted of 520 samples, with the key features of various genetic markers, early indicators, and risk factors. Following the research by Dritsas and Trigka, we reintroduced the same models (GLM, SVM, SVM RBF, KNN, R</w:t>
+      </w:r>
+      <w:r>
+        <w:t>F</w:t>
+      </w:r>
+      <w:r>
+        <w:t xml:space="preserve">, and Naive Bayes) to this dataset to explore the performance on discrete data that belongs to the same medical disease. By importing the data from Kaggle, we explored different variables in a yes/no metric. </w:t>
       </w:r>
       <w:r>
         <w:t>Like</w:t>
       </w:r>
       <w:r>
-        <w:t xml:space="preserve"> the previous datasets, we wanted to evaluate the predictive power of the features, instead of plotting the feature distributions and their classification, we plotted </w:t>
+        <w:t xml:space="preserve"> the previous datasets, we wanted to evaluate the predictive power of the features</w:t>
+      </w:r>
+      <w:r>
+        <w:t>.</w:t>
+      </w:r>
+      <w:r>
+        <w:t xml:space="preserve"> </w:t>
+      </w:r>
+      <w:r>
+        <w:t>Instead</w:t>
+      </w:r>
+      <w:r>
+        <w:t xml:space="preserve"> of plotting the feature distributions and their classification, we plotted </w:t>
       </w:r>
       <w:r>
         <w:t>AUC, which</w:t>
@@ -686,29 +703,14 @@
         <w:t>Like</w:t>
       </w:r>
       <w:r>
-        <w:t xml:space="preserve"> the previous exercise with the PIMA dataset, we implemented </w:t>
-      </w:r>
-      <w:proofErr w:type="gramStart"/>
-      <w:r>
-        <w:t>6</w:t>
-      </w:r>
-      <w:proofErr w:type="gramEnd"/>
-      <w:r>
-        <w:t xml:space="preserve"> different models and used 10-fold </w:t>
-      </w:r>
-      <w:proofErr w:type="gramStart"/>
-      <w:r>
-        <w:t>CV</w:t>
-      </w:r>
-      <w:proofErr w:type="gramEnd"/>
-      <w:r>
-        <w:t xml:space="preserve"> to evaluate the model performance. </w:t>
+        <w:t xml:space="preserve"> the previous exercise with the PIMA dataset, we implemented 6 different models and used 10-fold CV to evaluate the model performance. </w:t>
       </w:r>
     </w:p>
     <w:p>
       <w:pPr>
         <w:spacing w:line="240" w:lineRule="auto"/>
         <w:ind w:firstLine="0"/>
+        <w:jc w:val="both"/>
         <w:rPr>
           <w:b/>
           <w:bCs/>
@@ -725,17 +727,18 @@
     <w:p>
       <w:pPr>
         <w:spacing w:line="240" w:lineRule="auto"/>
-      </w:pPr>
-      <w:r>
-        <w:t>For both datasets, we performed standard preprocessing steps, including handling missing values and scaling numerical features. For the diabetes dataset, we also employed SMOTE (Synthetic Minority Over-sampling Technique) to address the class imbalance and prevent model bias towards the majority class. Additionally, we explored advanced feature engineering techniques, including feature scaling and selection, to enhance model performance.</w:t>
+        <w:jc w:val="both"/>
+      </w:pPr>
+      <w:r>
+        <w:t>For both datasets, we performed standard preprocessing steps, including handling missing values and scaling numerical features. For the diabetes dataset, we also employed SMOTE to address the class imbalance and prevent model bias towards the majority class. Additionally, we explored advanced feature engineering techniques, including feature scaling and selection, to enhance model performance.</w:t>
       </w:r>
     </w:p>
     <w:p>
       <w:pPr>
         <w:pStyle w:val="Heading1"/>
-      </w:pPr>
-      <w:r>
-        <w:lastRenderedPageBreak/>
+        <w:jc w:val="both"/>
+      </w:pPr>
+      <w:r>
         <w:t>Results</w:t>
       </w:r>
     </w:p>
@@ -743,6 +746,7 @@
       <w:pPr>
         <w:spacing w:line="240" w:lineRule="auto"/>
         <w:ind w:firstLine="0"/>
+        <w:jc w:val="both"/>
         <w:rPr>
           <w:b/>
           <w:bCs/>
@@ -767,6 +771,7 @@
     <w:p>
       <w:pPr>
         <w:spacing w:line="240" w:lineRule="auto"/>
+        <w:jc w:val="both"/>
       </w:pPr>
       <w:r>
         <w:t>Our analysis of the breast cancer data yielded highly promising results. The models achieved high accuracy and, more importantly, exceptional sensitivity. Logistic regression</w:t>
@@ -777,13 +782,18 @@
       </w:r>
       <w:proofErr w:type="gramEnd"/>
       <w:r>
-        <w:t xml:space="preserve"> out with the highest overall accuracy (~0.98) and only one false negative, demonstrating an optimal balance between sensitivity and specificity. The SVM models also performed well, with the linear kernel achieving higher accuracy and the RBF kernel showing high sensitivity but a slightly higher false positive rate.</w:t>
+        <w:t xml:space="preserve"> out with the highest overall accuracy (~0.98) and only one false negative, demonstrating an optimal balance </w:t>
+      </w:r>
+      <w:r>
+        <w:lastRenderedPageBreak/>
+        <w:t>between sensitivity and specificity. The SVM models also performed well, with the linear kernel achieving higher accuracy and the RBF kernel showing high sensitivity but a slightly higher false positive rate.</w:t>
       </w:r>
     </w:p>
     <w:p>
       <w:pPr>
         <w:spacing w:line="240" w:lineRule="auto"/>
         <w:ind w:firstLine="0"/>
+        <w:jc w:val="both"/>
         <w:rPr>
           <w:b/>
           <w:bCs/>
@@ -809,31 +819,40 @@
       <w:pPr>
         <w:spacing w:line="240" w:lineRule="auto"/>
         <w:ind w:firstLine="0"/>
-      </w:pPr>
-      <w:r>
-        <w:t xml:space="preserve">The results for the diabetes datasets were not as consistent. While the models achieved reasonable accuracy, the sensitivity (recall for the positive diabetes class) was significantly lower than in the previous exercise. The initial baseline models struggled to identify </w:t>
-      </w:r>
-      <w:proofErr w:type="gramStart"/>
-      <w:r>
-        <w:t>a large proportion</w:t>
-      </w:r>
-      <w:proofErr w:type="gramEnd"/>
-      <w:r>
-        <w:t xml:space="preserve"> of positive cases, with false negative rates hovering around 30%.</w:t>
+        <w:jc w:val="both"/>
+      </w:pPr>
+      <w:r>
+        <w:t xml:space="preserve">The results for the diabetes datasets were not as consistent. </w:t>
+      </w:r>
+      <w:r>
+        <w:t>T</w:t>
+      </w:r>
+      <w:r>
+        <w:t xml:space="preserve">he models achieved </w:t>
+      </w:r>
+      <w:r>
+        <w:t>lower</w:t>
+      </w:r>
+      <w:r>
+        <w:t xml:space="preserve"> accuracy, </w:t>
+      </w:r>
+      <w:r>
+        <w:t xml:space="preserve">and </w:t>
+      </w:r>
+      <w:r>
+        <w:t>the sensitivity (recall for the positive diabetes class) was significantly lower than in the previous exercise. The initial baseline models struggled to identify a large proportion of positive cases, with false negative rates hovering around 30%.</w:t>
       </w:r>
       <w:r>
         <w:t xml:space="preserve"> </w:t>
       </w:r>
       <w:r>
-        <w:t xml:space="preserve">Furthermore, we implemented additional models that could </w:t>
-      </w:r>
-      <w:proofErr w:type="gramStart"/>
-      <w:r>
-        <w:t>perhaps have</w:t>
-      </w:r>
-      <w:proofErr w:type="gramEnd"/>
-      <w:r>
-        <w:t xml:space="preserve"> better performance given the nature of the data. Following the research by Dritsas and Trigka [3], we implemented KNN, Random Forest, Naive Bayes, and the previously implemented models to evaluate what works better for continuous</w:t>
+        <w:t xml:space="preserve">Furthermore, we implemented additional models that could have better performance given the nature of the data. Following the research by Dritsas and Trigka [3], we implemented KNN, Random Forest, Naive Bayes, and the previously implemented models to evaluate </w:t>
+      </w:r>
+      <w:r>
+        <w:t>their performance on</w:t>
+      </w:r>
+      <w:r>
+        <w:t xml:space="preserve"> continuous</w:t>
       </w:r>
       <w:r>
         <w:t xml:space="preserve"> data types.</w:t>
@@ -843,11 +862,13 @@
       <w:pPr>
         <w:spacing w:line="240" w:lineRule="auto"/>
         <w:ind w:firstLine="0"/>
+        <w:jc w:val="both"/>
       </w:pPr>
     </w:p>
     <w:p>
       <w:pPr>
         <w:pStyle w:val="Heading1"/>
+        <w:jc w:val="both"/>
       </w:pPr>
       <w:r>
         <w:t>Discussion</w:t>
@@ -857,53 +878,45 @@
       <w:pPr>
         <w:spacing w:line="240" w:lineRule="auto"/>
         <w:ind w:firstLine="0"/>
-      </w:pPr>
-      <w:r>
-        <w:t xml:space="preserve">We aimed to explore the performance of machine learning algorithms on various datasets. In the initial Wisconsin Breast Cancer dataset, we implemented a Logistic Regression model, SVM linear model, and SVM RBF model, all of which had </w:t>
+        <w:jc w:val="both"/>
+      </w:pPr>
+      <w:r>
+        <w:t>We aimed to explore the performance of machine learning algorithms on various datasets. In the initial Wisconsin Breast Cancer dataset, we implemented a Logistic Regression model, SVM linear model, and SVM RBF model, all of which had very good performance, yielding sensitivity of approximately 0.99 or higher. When we explored the performance of these models on the Pima Indians Diabetes data</w:t>
+      </w:r>
+      <w:r>
+        <w:t xml:space="preserve"> </w:t>
+      </w:r>
+      <w:r>
+        <w:t>the models perform</w:t>
+      </w:r>
+      <w:r>
+        <w:t>ed</w:t>
+      </w:r>
+      <w:r>
+        <w:t xml:space="preserve"> much worse. In large part, this is likely due to the nature of the two datasets. The breast cancer dataset is ideal for classification. The data includes measurements of cell characteristics. With cancerous cells being vastly different from noncancerous cells, this makes the data more reliable for analysis. </w:t>
       </w:r>
       <w:proofErr w:type="gramStart"/>
       <w:r>
-        <w:t>very good</w:t>
+        <w:t xml:space="preserve">The </w:t>
+      </w:r>
+      <w:r>
+        <w:t>Pima</w:t>
       </w:r>
       <w:proofErr w:type="gramEnd"/>
       <w:r>
-        <w:t xml:space="preserve"> performance, yielding sensitivity of approximately 0.99 or higher. When we explored the performance of these models on the Pima Indians Diabetes data, the results were </w:t>
-      </w:r>
-      <w:proofErr w:type="gramStart"/>
-      <w:r>
-        <w:t>very different</w:t>
-      </w:r>
-      <w:proofErr w:type="gramEnd"/>
-      <w:r>
-        <w:t xml:space="preserve">, with the models performing much worse. In large part, this is likely due to the nature of the two datasets. The breast cancer dataset is ideal for classification. The data includes measurements of cell characteristics. With cancerous cells being vastly different from noncancerous cells, this makes the data more </w:t>
-      </w:r>
-      <w:proofErr w:type="gramStart"/>
-      <w:r>
-        <w:t>reliable</w:t>
-      </w:r>
-      <w:proofErr w:type="gramEnd"/>
-      <w:r>
-        <w:t xml:space="preserve"> for analysis. </w:t>
-      </w:r>
-      <w:r>
-        <w:t>Pima</w:t>
-      </w:r>
-      <w:r>
-        <w:t xml:space="preserve"> data is a different story. It contains multiple features, all of which may contribute to increasing the risk of diabetes, making it difficult to define a clear separation as in the breast cancer </w:t>
+        <w:t xml:space="preserve"> data is a different story. It contains multiple features, all of which may contribute to </w:t>
+      </w:r>
+      <w:r>
+        <w:t>the increase in the risk of diabetes</w:t>
+      </w:r>
+      <w:r>
+        <w:t xml:space="preserve">, making it difficult to define a clear separation as in the breast cancer </w:t>
       </w:r>
       <w:r>
         <w:t>data. There</w:t>
       </w:r>
       <w:r>
-        <w:t xml:space="preserve"> are </w:t>
-      </w:r>
-      <w:proofErr w:type="gramStart"/>
-      <w:r>
-        <w:t>likely feature</w:t>
-      </w:r>
-      <w:proofErr w:type="gramEnd"/>
-      <w:r>
-        <w:t xml:space="preserve"> interactions and </w:t>
+        <w:t xml:space="preserve"> are likely feature interactions and </w:t>
       </w:r>
       <w:r>
         <w:t>non-linearities</w:t>
@@ -915,85 +928,53 @@
         <w:t>even more</w:t>
       </w:r>
       <w:r>
-        <w:t xml:space="preserve"> complex. Apart from that, it has </w:t>
-      </w:r>
-      <w:proofErr w:type="gramStart"/>
-      <w:r>
-        <w:t>numerous</w:t>
-      </w:r>
-      <w:proofErr w:type="gramEnd"/>
-      <w:r>
-        <w:t xml:space="preserve"> zero values, which are clearly inaccurate as none of the measures can be zero. As a result, this fundamental flaw in the data makes it complicated to predict. After expanding to observe the performance of more models through a 10-fold </w:t>
-      </w:r>
-      <w:proofErr w:type="gramStart"/>
-      <w:r>
-        <w:t>CV</w:t>
-      </w:r>
-      <w:proofErr w:type="gramEnd"/>
-      <w:r>
-        <w:t xml:space="preserve">, we observed that SVM linear had the highest accuracy and AUC, but KNN had the highest sensitivity (the primary measure we were looking for). This was a counterintuitive result, as the expectation was that Random Forest would perform the best, given the structured nature of the data and a previous finding that RF performs well with diabetes diagnosis [1]. However, this may be due to the smaller size of the Pima Diabetes data. It is also possible that RF is overfitting on </w:t>
-      </w:r>
-      <w:proofErr w:type="gramStart"/>
-      <w:r>
-        <w:t>some of</w:t>
-      </w:r>
-      <w:proofErr w:type="gramEnd"/>
-      <w:r>
-        <w:t xml:space="preserve"> the noisier data. Following the </w:t>
+        <w:t xml:space="preserve"> complex. Apart from that, it has numerous zero values, which are clearly inaccurate as none of the measures can be zero. As a result, this fundamental flaw in the data makes </w:t>
+      </w:r>
+      <w:r>
+        <w:t>prediction complicated</w:t>
+      </w:r>
+      <w:r>
+        <w:t xml:space="preserve">. After expanding </w:t>
+      </w:r>
+      <w:r>
+        <w:t xml:space="preserve">our approach </w:t>
+      </w:r>
+      <w:r>
+        <w:t xml:space="preserve">to observe the performance of more models through a 10-fold CV, we observed that SVM linear had the highest accuracy and AUC, but KNN had the highest sensitivity (the primary measure we were looking for). This was a counterintuitive result, as the expectation was that Random Forest would perform the best, given the structured nature of the data and a previous finding that RF performs well with diabetes diagnosis [1]. However, this may be due to the smaller size of the Pima Diabetes data. It is also possible that RF is overfitting on some of the noisier data. Following the </w:t>
       </w:r>
       <w:r>
         <w:t>10-fold</w:t>
       </w:r>
       <w:r>
-        <w:t xml:space="preserve"> </w:t>
-      </w:r>
-      <w:proofErr w:type="gramStart"/>
-      <w:r>
-        <w:t>CV</w:t>
-      </w:r>
-      <w:proofErr w:type="gramEnd"/>
-      <w:r>
-        <w:t xml:space="preserve">, we implemented a new stacked ensemble model to explore the idea of combining multiple algorithms and seeing if they outperform the individual models. With the initial stack ensemble model with generic feature engineering, we observed higher precision and higher accuracy but a lower sensitivity than seen in </w:t>
-      </w:r>
-      <w:proofErr w:type="gramStart"/>
-      <w:r>
-        <w:t>some of</w:t>
-      </w:r>
-      <w:proofErr w:type="gramEnd"/>
-      <w:r>
-        <w:t xml:space="preserve"> the other models. However, due to the medical nature of this data, we aimed to address </w:t>
-      </w:r>
-      <w:proofErr w:type="gramStart"/>
-      <w:r>
-        <w:t>some of</w:t>
-      </w:r>
-      <w:proofErr w:type="gramEnd"/>
-      <w:r>
-        <w:t xml:space="preserve"> the anticipated complexities of the data through </w:t>
+        <w:t xml:space="preserve"> CV, we implemented a new stacked ensemble model to explore the idea of combining multiple algorithms and seeing if they outperform the individual models. With the initial stack</w:t>
+      </w:r>
+      <w:r>
+        <w:t>ed</w:t>
+      </w:r>
+      <w:r>
+        <w:t xml:space="preserve"> ensemble model with generic feature engineering, we observed higher precision and higher accuracy but a lower sensitivity than seen in some of the other models. However, due to the medical nature of this data, we aimed to address some of the anticipated complexities of the data through feature engineering. </w:t>
+      </w:r>
+      <w:r>
+        <w:t>The</w:t>
+      </w:r>
+      <w:r>
+        <w:t xml:space="preserve"> data-specific feature engineering made a significant difference in the results. There was a significant increase across all measures, but the most important change to note is </w:t>
+      </w:r>
+      <w:r>
+        <w:t>sensitivity</w:t>
+      </w:r>
+      <w:r>
+        <w:t xml:space="preserve">. As mentioned, in medical data, one of the primary focuses is the minimization of false negatives. Ensuring that patients are properly diagnosed, so that they can immediately start receiving the proper care that they require is critical. The stacked ensemble with feature engineering resulted in the highest sensitivity of all the models of 0.7407. Although this remains low for clinical standards, it is a step in the right direction and an indication of the potential benefits of </w:t>
+      </w:r>
+      <w:r>
+        <w:t xml:space="preserve">a </w:t>
+      </w:r>
+      <w:r>
+        <w:t xml:space="preserve">stacked ensemble approach and data-specific feature engineering for more complex data. In the Early Classification Diabetes data, the standard performance of the SVM RBF, RF, SVM Linear, Logistic </w:t>
       </w:r>
       <w:r>
         <w:lastRenderedPageBreak/>
-        <w:t xml:space="preserve">feature engineering. </w:t>
-      </w:r>
-      <w:r>
-        <w:t>The</w:t>
-      </w:r>
-      <w:r>
-        <w:t xml:space="preserve"> data-specific feature engineering made a significant difference in the results. There was a significant increase across all measures, but the most important change to note is </w:t>
-      </w:r>
-      <w:r>
-        <w:t>sensitivity</w:t>
-      </w:r>
-      <w:r>
-        <w:t xml:space="preserve">. As mentioned, in medical data, one of the primary focuses is the minimization of false negatives. Ensuring that patients are </w:t>
-      </w:r>
-      <w:proofErr w:type="gramStart"/>
-      <w:r>
-        <w:t>properly diagnosed</w:t>
-      </w:r>
-      <w:proofErr w:type="gramEnd"/>
-      <w:r>
-        <w:t xml:space="preserve">, so that they can immediately start receiving the proper care that they require is critical. The stacked ensemble with feature engineering resulted in the highest sensitivity of all the models of 0.7407. Although this remains low for clinical standards, it is a step in the right direction and an indication of the potential benefits of stacked ensemble approach and data-specific feature engineering for more complex data. In the Early Classification Diabetes data, the standard performance of the SVM RBF, RF, SVM Linear, Logistic Regression, Naive Bayes, and KNN lineup was much better. This dataset does not contain flaws </w:t>
+        <w:t xml:space="preserve">Regression, Naive Bayes, and KNN lineup was much better. This dataset does not contain flaws </w:t>
       </w:r>
       <w:r>
         <w:t>like</w:t>
@@ -1030,11 +1011,13 @@
       <w:pPr>
         <w:spacing w:line="240" w:lineRule="auto"/>
         <w:ind w:firstLine="0"/>
+        <w:jc w:val="both"/>
       </w:pPr>
     </w:p>
     <w:p>
       <w:pPr>
         <w:pStyle w:val="Heading1"/>
+        <w:jc w:val="both"/>
       </w:pPr>
       <w:r>
         <w:t>Conclusion</w:t>
@@ -1044,30 +1027,10 @@
       <w:pPr>
         <w:spacing w:line="240" w:lineRule="auto"/>
         <w:ind w:firstLine="0"/>
-      </w:pPr>
-      <w:proofErr w:type="gramStart"/>
-      <w:r>
-        <w:t>With exploring these different datasets, it</w:t>
-      </w:r>
-      <w:proofErr w:type="gramEnd"/>
-      <w:r>
-        <w:t xml:space="preserve"> </w:t>
-      </w:r>
-      <w:proofErr w:type="gramStart"/>
-      <w:r>
-        <w:t>was concluded</w:t>
-      </w:r>
-      <w:proofErr w:type="gramEnd"/>
-      <w:r>
-        <w:t xml:space="preserve"> that the type of model is highly dependent upon multiple factors. Simple models should not </w:t>
-      </w:r>
-      <w:proofErr w:type="gramStart"/>
-      <w:r>
-        <w:t>be underestimated</w:t>
-      </w:r>
-      <w:proofErr w:type="gramEnd"/>
-      <w:r>
-        <w:t xml:space="preserve">. For </w:t>
+        <w:jc w:val="both"/>
+      </w:pPr>
+      <w:r>
+        <w:t xml:space="preserve">With exploring these different datasets, it was concluded that the type of model is highly dependent upon multiple factors. Simple models should not be underestimated. For </w:t>
       </w:r>
       <w:r>
         <w:t>breast</w:t>
@@ -1080,11 +1043,13 @@
       <w:pPr>
         <w:spacing w:line="240" w:lineRule="auto"/>
         <w:ind w:firstLine="0"/>
+        <w:jc w:val="both"/>
       </w:pPr>
     </w:p>
     <w:p>
       <w:pPr>
         <w:spacing w:line="240" w:lineRule="auto"/>
+        <w:jc w:val="both"/>
       </w:pPr>
       <w:r>
         <w:br w:type="page"/>
@@ -4426,6 +4391,9 @@
         <w:jc w:val="center"/>
       </w:pPr>
       <w:r>
+        <w:rPr>
+          <w:noProof/>
+        </w:rPr>
         <w:drawing>
           <wp:inline distT="0" distB="0" distL="0" distR="0" wp14:anchorId="0B222210" wp14:editId="2A54AA0C">
             <wp:extent cx="5402268" cy="4883972"/>
@@ -4503,6 +4471,7 @@
       </w:pPr>
       <w:r>
         <w:rPr>
+          <w:noProof/>
           <w:u w:val="single"/>
         </w:rPr>
         <w:drawing>
@@ -4606,7 +4575,6 @@
           <w:showingPlcHdr/>
           <w15:appearance w15:val="hidden"/>
         </w:sdtPr>
-        <w:sdtEndPr/>
         <w:sdtContent>
           <w:r>
             <w:t>References</w:t>
@@ -6118,6 +6086,7 @@
   <w:style w:type="character" w:default="1" w:styleId="DefaultParagraphFont">
     <w:name w:val="Default Paragraph Font"/>
     <w:uiPriority w:val="1"/>
+    <w:semiHidden/>
     <w:unhideWhenUsed/>
   </w:style>
   <w:style w:type="table" w:default="1" w:styleId="TableNormal">
@@ -7927,7 +7896,7 @@
     <w:charset w:val="00"/>
     <w:family w:val="swiss"/>
     <w:pitch w:val="variable"/>
-    <w:sig w:usb0="E4002EFF" w:usb1="C200247B" w:usb2="00000009" w:usb3="00000000" w:csb0="000001FF" w:csb1="00000000"/>
+    <w:sig w:usb0="E4002EFF" w:usb1="C000247B" w:usb2="00000009" w:usb3="00000000" w:csb0="000001FF" w:csb1="00000000"/>
   </w:font>
   <w:font w:name="SimSun">
     <w:altName w:val="宋体"/>
@@ -7982,6 +7951,8 @@
   </w:compat>
   <w:rsids>
     <w:rsidRoot w:val="00E22D4B"/>
+    <w:rsid w:val="0007277B"/>
+    <w:rsid w:val="000A12CE"/>
     <w:rsid w:val="00797456"/>
     <w:rsid w:val="008D1517"/>
     <w:rsid w:val="00C279FD"/>
@@ -8490,14 +8461,6 @@
     <w:semiHidden/>
     <w:unhideWhenUsed/>
   </w:style>
-  <w:style w:type="paragraph" w:customStyle="1" w:styleId="88A793D74AB748EFAC3B0E42E5AB2185">
-    <w:name w:val="88A793D74AB748EFAC3B0E42E5AB2185"/>
-    <w:rsid w:val="00C279FD"/>
-  </w:style>
-  <w:style w:type="paragraph" w:customStyle="1" w:styleId="6BBFF8D5936B4A21A8DCB6508D079759">
-    <w:name w:val="6BBFF8D5936B4A21A8DCB6508D079759"/>
-    <w:rsid w:val="00C279FD"/>
-  </w:style>
   <w:style w:type="character" w:customStyle="1" w:styleId="Heading4Char">
     <w:name w:val="Heading 4 Char"/>
     <w:basedOn w:val="DefaultParagraphFont"/>
@@ -8817,10 +8780,6 @@
 </file>
 
 <file path=customXml/item1.xml><?xml version="1.0" encoding="utf-8"?>
-<b:Sources xmlns:b="http://schemas.openxmlformats.org/officeDocument/2006/bibliography" xmlns="http://schemas.openxmlformats.org/officeDocument/2006/bibliography" SelectedStyle="\APASixthEditionOfficeOnline.xsl" StyleName="APA" Version="6"/>
-</file>
-
-<file path=customXml/item2.xml><?xml version="1.0" encoding="utf-8"?>
 <?mso-contentType ?>
 <FormTemplates xmlns="http://schemas.microsoft.com/sharepoint/v3/contenttype/forms">
   <Display>DocumentLibraryForm</Display>
@@ -8829,27 +8788,11 @@
 </FormTemplates>
 </file>
 
-<file path=customXml/item3.xml><?xml version="1.0" encoding="utf-8"?>
-<p:properties xmlns:p="http://schemas.microsoft.com/office/2006/metadata/properties" xmlns:xsi="http://www.w3.org/2001/XMLSchema-instance" xmlns:pc="http://schemas.microsoft.com/office/infopath/2007/PartnerControls">
-  <documentManagement>
-    <_ip_UnifiedCompliancePolicyUIAction xmlns="http://schemas.microsoft.com/sharepoint/v3" xsi:nil="true"/>
-    <Image xmlns="71af3243-3dd4-4a8d-8c0d-dd76da1f02a5">
-      <Url xsi:nil="true"/>
-      <Description xsi:nil="true"/>
-    </Image>
-    <Status xmlns="71af3243-3dd4-4a8d-8c0d-dd76da1f02a5">Not started</Status>
-    <Background xmlns="71af3243-3dd4-4a8d-8c0d-dd76da1f02a5">false</Background>
-    <_ip_UnifiedCompliancePolicyProperties xmlns="http://schemas.microsoft.com/sharepoint/v3" xsi:nil="true"/>
-    <ImageTagsTaxHTField xmlns="71af3243-3dd4-4a8d-8c0d-dd76da1f02a5">
-      <Terms xmlns="http://schemas.microsoft.com/office/infopath/2007/PartnerControls"/>
-    </ImageTagsTaxHTField>
-    <TaxCatchAll xmlns="230e9df3-be65-4c73-a93b-d1236ebd677e" xsi:nil="true"/>
-    <MediaServiceKeyPoints xmlns="71af3243-3dd4-4a8d-8c0d-dd76da1f02a5" xsi:nil="true"/>
-  </documentManagement>
-</p:properties>
+<file path=customXml/item2.xml><?xml version="1.0" encoding="utf-8"?>
+<b:Sources xmlns:b="http://schemas.openxmlformats.org/officeDocument/2006/bibliography" xmlns="http://schemas.openxmlformats.org/officeDocument/2006/bibliography" SelectedStyle="\APASixthEditionOfficeOnline.xsl" StyleName="APA" Version="6"/>
 </file>
 
-<file path=customXml/item4.xml><?xml version="1.0" encoding="utf-8"?>
+<file path=customXml/item3.xml><?xml version="1.0" encoding="utf-8"?>
 <ct:contentTypeSchema xmlns:ct="http://schemas.microsoft.com/office/2006/metadata/contentType" xmlns:ma="http://schemas.microsoft.com/office/2006/metadata/properties/metaAttributes" ct:_="" ma:_="" ma:contentTypeName="Document" ma:contentTypeID="0x01010079F111ED35F8CC479449609E8A0923A6" ma:contentTypeVersion="26" ma:contentTypeDescription="Create a new document." ma:contentTypeScope="" ma:versionID="ac37c1753acd5e330d2062ccec26ea66">
   <xsd:schema xmlns:xsd="http://www.w3.org/2001/XMLSchema" xmlns:xs="http://www.w3.org/2001/XMLSchema" xmlns:p="http://schemas.microsoft.com/office/2006/metadata/properties" xmlns:ns1="http://schemas.microsoft.com/sharepoint/v3" xmlns:ns2="71af3243-3dd4-4a8d-8c0d-dd76da1f02a5" xmlns:ns3="16c05727-aa75-4e4a-9b5f-8a80a1165891" xmlns:ns4="230e9df3-be65-4c73-a93b-d1236ebd677e" targetNamespace="http://schemas.microsoft.com/office/2006/metadata/properties" ma:root="true" ma:fieldsID="3b340c7101c92c5120abd06486f94548" ns1:_="" ns2:_="" ns3:_="" ns4:_="">
     <xsd:import namespace="http://schemas.microsoft.com/sharepoint/v3"/>
@@ -9149,7 +9092,35 @@
 </ct:contentTypeSchema>
 </file>
 
+<file path=customXml/item4.xml><?xml version="1.0" encoding="utf-8"?>
+<p:properties xmlns:p="http://schemas.microsoft.com/office/2006/metadata/properties" xmlns:xsi="http://www.w3.org/2001/XMLSchema-instance" xmlns:pc="http://schemas.microsoft.com/office/infopath/2007/PartnerControls">
+  <documentManagement>
+    <_ip_UnifiedCompliancePolicyUIAction xmlns="http://schemas.microsoft.com/sharepoint/v3" xsi:nil="true"/>
+    <Image xmlns="71af3243-3dd4-4a8d-8c0d-dd76da1f02a5">
+      <Url xsi:nil="true"/>
+      <Description xsi:nil="true"/>
+    </Image>
+    <Status xmlns="71af3243-3dd4-4a8d-8c0d-dd76da1f02a5">Not started</Status>
+    <Background xmlns="71af3243-3dd4-4a8d-8c0d-dd76da1f02a5">false</Background>
+    <_ip_UnifiedCompliancePolicyProperties xmlns="http://schemas.microsoft.com/sharepoint/v3" xsi:nil="true"/>
+    <ImageTagsTaxHTField xmlns="71af3243-3dd4-4a8d-8c0d-dd76da1f02a5">
+      <Terms xmlns="http://schemas.microsoft.com/office/infopath/2007/PartnerControls"/>
+    </ImageTagsTaxHTField>
+    <TaxCatchAll xmlns="230e9df3-be65-4c73-a93b-d1236ebd677e" xsi:nil="true"/>
+    <MediaServiceKeyPoints xmlns="71af3243-3dd4-4a8d-8c0d-dd76da1f02a5" xsi:nil="true"/>
+  </documentManagement>
+</p:properties>
+</file>
+
 <file path=customXml/itemProps1.xml><?xml version="1.0" encoding="utf-8"?>
+<ds:datastoreItem xmlns:ds="http://schemas.openxmlformats.org/officeDocument/2006/customXml" ds:itemID="{676608B1-A148-495A-80CE-F0BD5CC963A4}">
+  <ds:schemaRefs>
+    <ds:schemaRef ds:uri="http://schemas.microsoft.com/sharepoint/v3/contenttype/forms"/>
+  </ds:schemaRefs>
+</ds:datastoreItem>
+</file>
+
+<file path=customXml/itemProps2.xml><?xml version="1.0" encoding="utf-8"?>
 <ds:datastoreItem xmlns:ds="http://schemas.openxmlformats.org/officeDocument/2006/customXml" ds:itemID="{7873A600-068F-4501-90D9-4F8296269121}">
   <ds:schemaRefs>
     <ds:schemaRef ds:uri="http://schemas.openxmlformats.org/officeDocument/2006/bibliography"/>
@@ -9157,27 +9128,7 @@
 </ds:datastoreItem>
 </file>
 
-<file path=customXml/itemProps2.xml><?xml version="1.0" encoding="utf-8"?>
-<ds:datastoreItem xmlns:ds="http://schemas.openxmlformats.org/officeDocument/2006/customXml" ds:itemID="{676608B1-A148-495A-80CE-F0BD5CC963A4}">
-  <ds:schemaRefs>
-    <ds:schemaRef ds:uri="http://schemas.microsoft.com/sharepoint/v3/contenttype/forms"/>
-  </ds:schemaRefs>
-</ds:datastoreItem>
-</file>
-
 <file path=customXml/itemProps3.xml><?xml version="1.0" encoding="utf-8"?>
-<ds:datastoreItem xmlns:ds="http://schemas.openxmlformats.org/officeDocument/2006/customXml" ds:itemID="{7ADCF06E-81A5-4D29-A946-976E3F20FF44}">
-  <ds:schemaRefs>
-    <ds:schemaRef ds:uri="http://schemas.microsoft.com/office/2006/metadata/properties"/>
-    <ds:schemaRef ds:uri="http://schemas.microsoft.com/office/infopath/2007/PartnerControls"/>
-    <ds:schemaRef ds:uri="http://schemas.microsoft.com/sharepoint/v3"/>
-    <ds:schemaRef ds:uri="71af3243-3dd4-4a8d-8c0d-dd76da1f02a5"/>
-    <ds:schemaRef ds:uri="230e9df3-be65-4c73-a93b-d1236ebd677e"/>
-  </ds:schemaRefs>
-</ds:datastoreItem>
-</file>
-
-<file path=customXml/itemProps4.xml><?xml version="1.0" encoding="utf-8"?>
 <ds:datastoreItem xmlns:ds="http://schemas.openxmlformats.org/officeDocument/2006/customXml" ds:itemID="{EC758F74-CB61-4D5F-B003-A3FA896AFEB4}">
   <ds:schemaRefs>
     <ds:schemaRef ds:uri="http://schemas.microsoft.com/office/2006/metadata/contentType"/>
@@ -9196,4 +9147,16 @@
     <ds:schemaRef ds:uri="http://schemas.microsoft.com/internal/obd"/>
   </ds:schemaRefs>
 </ds:datastoreItem>
+</file>
+
+<file path=customXml/itemProps4.xml><?xml version="1.0" encoding="utf-8"?>
+<ds:datastoreItem xmlns:ds="http://schemas.openxmlformats.org/officeDocument/2006/customXml" ds:itemID="{7ADCF06E-81A5-4D29-A946-976E3F20FF44}">
+  <ds:schemaRefs>
+    <ds:schemaRef ds:uri="http://schemas.microsoft.com/office/2006/metadata/properties"/>
+    <ds:schemaRef ds:uri="http://schemas.microsoft.com/office/infopath/2007/PartnerControls"/>
+    <ds:schemaRef ds:uri="http://schemas.microsoft.com/sharepoint/v3"/>
+    <ds:schemaRef ds:uri="71af3243-3dd4-4a8d-8c0d-dd76da1f02a5"/>
+    <ds:schemaRef ds:uri="230e9df3-be65-4c73-a93b-d1236ebd677e"/>
+  </ds:schemaRefs>
+</ds:datastoreItem>
 </file>
--- a/Edgard_Barbara_Report.docx
+++ b/Edgard_Barbara_Report.docx
@@ -232,13 +232,8 @@
       <w:r>
         <w:t xml:space="preserve"> </w:t>
       </w:r>
-      <w:proofErr w:type="gramStart"/>
-      <w:r>
-        <w:t>The</w:t>
-      </w:r>
-      <w:proofErr w:type="gramEnd"/>
-      <w:r>
-        <w:t xml:space="preserve"> results confirm that model efficacy is highly dependent on data characteristics. Simple models excel with well-defined data, while complex or noisy data requires advanced techniques like ensemble methods and targeted feature engineering for clinically acceptable sensitivity. The findings underscore the need to select ML tools based on their specific application in a medical context, balancing sensitivity for early screening against accuracy for diagnosis confirmation.</w:t>
+      <w:r>
+        <w:t>The results confirm that model efficacy is highly dependent on data characteristics. Simple models excel with well-defined data, while complex or noisy data requires advanced techniques like ensemble methods and targeted feature engineering for clinically acceptable sensitivity. The findings underscore the need to select ML tools based on their specific application in a medical context, balancing sensitivity for early screening against accuracy for diagnosis confirmation.</w:t>
       </w:r>
     </w:p>
     <w:p>
@@ -295,15 +290,7 @@
         <w:t>most used</w:t>
       </w:r>
       <w:r>
-        <w:t xml:space="preserve"> models include Support Vector Machine (SVM), Random Forest (RF), and Convolutional Neural Network (CNN), with CNN being a prime choice for unstructured data, while traditional ML models were found to </w:t>
-      </w:r>
-      <w:proofErr w:type="gramStart"/>
-      <w:r>
-        <w:t>outperform for</w:t>
-      </w:r>
-      <w:proofErr w:type="gramEnd"/>
-      <w:r>
-        <w:t xml:space="preserve"> structured data. </w:t>
+        <w:t xml:space="preserve"> models include Support Vector Machine (SVM), Random Forest (RF), and Convolutional Neural Network (CNN), with CNN being a prime choice for unstructured data, while traditional ML models were found to outperform for structured data. </w:t>
       </w:r>
       <w:r>
         <w:t xml:space="preserve">Previous </w:t>
@@ -426,11 +413,9 @@
       <w:r>
         <w:t xml:space="preserve"> [3] shows how </w:t>
       </w:r>
-      <w:proofErr w:type="gramStart"/>
-      <w:r>
-        <w:t>that implementing</w:t>
-      </w:r>
-      <w:proofErr w:type="gramEnd"/>
+      <w:r>
+        <w:t>implementing</w:t>
+      </w:r>
       <w:r>
         <w:t xml:space="preserve"> </w:t>
       </w:r>
@@ -868,7 +853,6 @@
     <w:p>
       <w:pPr>
         <w:pStyle w:val="Heading1"/>
-        <w:jc w:val="both"/>
       </w:pPr>
       <w:r>
         <w:t>Discussion</w:t>
@@ -1017,7 +1001,6 @@
     <w:p>
       <w:pPr>
         <w:pStyle w:val="Heading1"/>
-        <w:jc w:val="both"/>
       </w:pPr>
       <w:r>
         <w:t>Conclusion</w:t>
@@ -3207,6 +3190,19 @@
     </w:p>
     <w:p>
       <w:pPr>
+        <w:rPr>
+          <w:u w:val="single"/>
+        </w:rPr>
+      </w:pPr>
+      <w:r>
+        <w:rPr>
+          <w:u w:val="single"/>
+        </w:rPr>
+        <w:br w:type="page"/>
+      </w:r>
+    </w:p>
+    <w:p>
+      <w:pPr>
         <w:spacing w:line="240" w:lineRule="auto"/>
         <w:rPr>
           <w:u w:val="single"/>
@@ -3216,6 +3212,7 @@
         <w:rPr>
           <w:u w:val="single"/>
         </w:rPr>
+        <w:lastRenderedPageBreak/>
         <w:t>Figure 3:</w:t>
       </w:r>
     </w:p>
@@ -3298,7 +3295,6 @@
                 <w:b/>
                 <w:bCs/>
               </w:rPr>
-              <w:lastRenderedPageBreak/>
               <w:t>Model</w:t>
             </w:r>
           </w:p>
@@ -4395,9 +4391,9 @@
           <w:noProof/>
         </w:rPr>
         <w:drawing>
-          <wp:inline distT="0" distB="0" distL="0" distR="0" wp14:anchorId="0B222210" wp14:editId="2A54AA0C">
-            <wp:extent cx="5402268" cy="4883972"/>
-            <wp:effectExtent l="0" t="0" r="8255" b="0"/>
+          <wp:inline distT="0" distB="0" distL="0" distR="0" wp14:anchorId="0B222210" wp14:editId="31661820">
+            <wp:extent cx="4944147" cy="4469803"/>
+            <wp:effectExtent l="0" t="0" r="8890" b="6985"/>
             <wp:docPr id="1642684577" name="Picture 1" descr="A group of graphs showing different types of data&#10;&#10;AI-generated content may be incorrect."/>
             <wp:cNvGraphicFramePr>
               <a:graphicFrameLocks xmlns:a="http://schemas.openxmlformats.org/drawingml/2006/main" noChangeAspect="1"/>
@@ -4418,7 +4414,7 @@
                   <pic:spPr>
                     <a:xfrm>
                       <a:off x="0" y="0"/>
-                      <a:ext cx="5428153" cy="4907373"/>
+                      <a:ext cx="4995898" cy="4516589"/>
                     </a:xfrm>
                     <a:prstGeom prst="rect">
                       <a:avLst/>
@@ -7896,7 +7892,7 @@
     <w:charset w:val="00"/>
     <w:family w:val="swiss"/>
     <w:pitch w:val="variable"/>
-    <w:sig w:usb0="E4002EFF" w:usb1="C000247B" w:usb2="00000009" w:usb3="00000000" w:csb0="000001FF" w:csb1="00000000"/>
+    <w:sig w:usb0="E4002EFF" w:usb1="C200247B" w:usb2="00000009" w:usb3="00000000" w:csb0="000001FF" w:csb1="00000000"/>
   </w:font>
   <w:font w:name="SimSun">
     <w:altName w:val="宋体"/>
@@ -7954,9 +7950,11 @@
     <w:rsid w:val="0007277B"/>
     <w:rsid w:val="000A12CE"/>
     <w:rsid w:val="00797456"/>
+    <w:rsid w:val="007E772F"/>
     <w:rsid w:val="008D1517"/>
     <w:rsid w:val="00C279FD"/>
     <w:rsid w:val="00E22D4B"/>
+    <w:rsid w:val="00FF70A0"/>
   </w:rsids>
   <m:mathPr>
     <m:mathFont m:val="Cambria Math"/>
@@ -8780,19 +8778,26 @@
 </file>
 
 <file path=customXml/item1.xml><?xml version="1.0" encoding="utf-8"?>
-<?mso-contentType ?>
-<FormTemplates xmlns="http://schemas.microsoft.com/sharepoint/v3/contenttype/forms">
-  <Display>DocumentLibraryForm</Display>
-  <Edit>DocumentLibraryForm</Edit>
-  <New>DocumentLibraryForm</New>
-</FormTemplates>
+<p:properties xmlns:p="http://schemas.microsoft.com/office/2006/metadata/properties" xmlns:xsi="http://www.w3.org/2001/XMLSchema-instance" xmlns:pc="http://schemas.microsoft.com/office/infopath/2007/PartnerControls">
+  <documentManagement>
+    <_ip_UnifiedCompliancePolicyUIAction xmlns="http://schemas.microsoft.com/sharepoint/v3" xsi:nil="true"/>
+    <Image xmlns="71af3243-3dd4-4a8d-8c0d-dd76da1f02a5">
+      <Url xsi:nil="true"/>
+      <Description xsi:nil="true"/>
+    </Image>
+    <Status xmlns="71af3243-3dd4-4a8d-8c0d-dd76da1f02a5">Not started</Status>
+    <Background xmlns="71af3243-3dd4-4a8d-8c0d-dd76da1f02a5">false</Background>
+    <_ip_UnifiedCompliancePolicyProperties xmlns="http://schemas.microsoft.com/sharepoint/v3" xsi:nil="true"/>
+    <ImageTagsTaxHTField xmlns="71af3243-3dd4-4a8d-8c0d-dd76da1f02a5">
+      <Terms xmlns="http://schemas.microsoft.com/office/infopath/2007/PartnerControls"/>
+    </ImageTagsTaxHTField>
+    <TaxCatchAll xmlns="230e9df3-be65-4c73-a93b-d1236ebd677e" xsi:nil="true"/>
+    <MediaServiceKeyPoints xmlns="71af3243-3dd4-4a8d-8c0d-dd76da1f02a5" xsi:nil="true"/>
+  </documentManagement>
+</p:properties>
 </file>
 
 <file path=customXml/item2.xml><?xml version="1.0" encoding="utf-8"?>
-<b:Sources xmlns:b="http://schemas.openxmlformats.org/officeDocument/2006/bibliography" xmlns="http://schemas.openxmlformats.org/officeDocument/2006/bibliography" SelectedStyle="\APASixthEditionOfficeOnline.xsl" StyleName="APA" Version="6"/>
-</file>
-
-<file path=customXml/item3.xml><?xml version="1.0" encoding="utf-8"?>
 <ct:contentTypeSchema xmlns:ct="http://schemas.microsoft.com/office/2006/metadata/contentType" xmlns:ma="http://schemas.microsoft.com/office/2006/metadata/properties/metaAttributes" ct:_="" ma:_="" ma:contentTypeName="Document" ma:contentTypeID="0x01010079F111ED35F8CC479449609E8A0923A6" ma:contentTypeVersion="26" ma:contentTypeDescription="Create a new document." ma:contentTypeScope="" ma:versionID="ac37c1753acd5e330d2062ccec26ea66">
   <xsd:schema xmlns:xsd="http://www.w3.org/2001/XMLSchema" xmlns:xs="http://www.w3.org/2001/XMLSchema" xmlns:p="http://schemas.microsoft.com/office/2006/metadata/properties" xmlns:ns1="http://schemas.microsoft.com/sharepoint/v3" xmlns:ns2="71af3243-3dd4-4a8d-8c0d-dd76da1f02a5" xmlns:ns3="16c05727-aa75-4e4a-9b5f-8a80a1165891" xmlns:ns4="230e9df3-be65-4c73-a93b-d1236ebd677e" targetNamespace="http://schemas.microsoft.com/office/2006/metadata/properties" ma:root="true" ma:fieldsID="3b340c7101c92c5120abd06486f94548" ns1:_="" ns2:_="" ns3:_="" ns4:_="">
     <xsd:import namespace="http://schemas.microsoft.com/sharepoint/v3"/>
@@ -9092,43 +9097,32 @@
 </ct:contentTypeSchema>
 </file>
 
+<file path=customXml/item3.xml><?xml version="1.0" encoding="utf-8"?>
+<b:Sources xmlns:b="http://schemas.openxmlformats.org/officeDocument/2006/bibliography" xmlns="http://schemas.openxmlformats.org/officeDocument/2006/bibliography" SelectedStyle="\APASixthEditionOfficeOnline.xsl" StyleName="APA" Version="6"/>
+</file>
+
 <file path=customXml/item4.xml><?xml version="1.0" encoding="utf-8"?>
-<p:properties xmlns:p="http://schemas.microsoft.com/office/2006/metadata/properties" xmlns:xsi="http://www.w3.org/2001/XMLSchema-instance" xmlns:pc="http://schemas.microsoft.com/office/infopath/2007/PartnerControls">
-  <documentManagement>
-    <_ip_UnifiedCompliancePolicyUIAction xmlns="http://schemas.microsoft.com/sharepoint/v3" xsi:nil="true"/>
-    <Image xmlns="71af3243-3dd4-4a8d-8c0d-dd76da1f02a5">
-      <Url xsi:nil="true"/>
-      <Description xsi:nil="true"/>
-    </Image>
-    <Status xmlns="71af3243-3dd4-4a8d-8c0d-dd76da1f02a5">Not started</Status>
-    <Background xmlns="71af3243-3dd4-4a8d-8c0d-dd76da1f02a5">false</Background>
-    <_ip_UnifiedCompliancePolicyProperties xmlns="http://schemas.microsoft.com/sharepoint/v3" xsi:nil="true"/>
-    <ImageTagsTaxHTField xmlns="71af3243-3dd4-4a8d-8c0d-dd76da1f02a5">
-      <Terms xmlns="http://schemas.microsoft.com/office/infopath/2007/PartnerControls"/>
-    </ImageTagsTaxHTField>
-    <TaxCatchAll xmlns="230e9df3-be65-4c73-a93b-d1236ebd677e" xsi:nil="true"/>
-    <MediaServiceKeyPoints xmlns="71af3243-3dd4-4a8d-8c0d-dd76da1f02a5" xsi:nil="true"/>
-  </documentManagement>
-</p:properties>
+<?mso-contentType ?>
+<FormTemplates xmlns="http://schemas.microsoft.com/sharepoint/v3/contenttype/forms">
+  <Display>DocumentLibraryForm</Display>
+  <Edit>DocumentLibraryForm</Edit>
+  <New>DocumentLibraryForm</New>
+</FormTemplates>
 </file>
 
 <file path=customXml/itemProps1.xml><?xml version="1.0" encoding="utf-8"?>
-<ds:datastoreItem xmlns:ds="http://schemas.openxmlformats.org/officeDocument/2006/customXml" ds:itemID="{676608B1-A148-495A-80CE-F0BD5CC963A4}">
+<ds:datastoreItem xmlns:ds="http://schemas.openxmlformats.org/officeDocument/2006/customXml" ds:itemID="{7ADCF06E-81A5-4D29-A946-976E3F20FF44}">
   <ds:schemaRefs>
-    <ds:schemaRef ds:uri="http://schemas.microsoft.com/sharepoint/v3/contenttype/forms"/>
+    <ds:schemaRef ds:uri="http://schemas.microsoft.com/office/2006/metadata/properties"/>
+    <ds:schemaRef ds:uri="http://schemas.microsoft.com/office/infopath/2007/PartnerControls"/>
+    <ds:schemaRef ds:uri="http://schemas.microsoft.com/sharepoint/v3"/>
+    <ds:schemaRef ds:uri="71af3243-3dd4-4a8d-8c0d-dd76da1f02a5"/>
+    <ds:schemaRef ds:uri="230e9df3-be65-4c73-a93b-d1236ebd677e"/>
   </ds:schemaRefs>
 </ds:datastoreItem>
 </file>
 
 <file path=customXml/itemProps2.xml><?xml version="1.0" encoding="utf-8"?>
-<ds:datastoreItem xmlns:ds="http://schemas.openxmlformats.org/officeDocument/2006/customXml" ds:itemID="{7873A600-068F-4501-90D9-4F8296269121}">
-  <ds:schemaRefs>
-    <ds:schemaRef ds:uri="http://schemas.openxmlformats.org/officeDocument/2006/bibliography"/>
-  </ds:schemaRefs>
-</ds:datastoreItem>
-</file>
-
-<file path=customXml/itemProps3.xml><?xml version="1.0" encoding="utf-8"?>
 <ds:datastoreItem xmlns:ds="http://schemas.openxmlformats.org/officeDocument/2006/customXml" ds:itemID="{EC758F74-CB61-4D5F-B003-A3FA896AFEB4}">
   <ds:schemaRefs>
     <ds:schemaRef ds:uri="http://schemas.microsoft.com/office/2006/metadata/contentType"/>
@@ -9149,14 +9143,18 @@
 </ds:datastoreItem>
 </file>
 
+<file path=customXml/itemProps3.xml><?xml version="1.0" encoding="utf-8"?>
+<ds:datastoreItem xmlns:ds="http://schemas.openxmlformats.org/officeDocument/2006/customXml" ds:itemID="{7873A600-068F-4501-90D9-4F8296269121}">
+  <ds:schemaRefs>
+    <ds:schemaRef ds:uri="http://schemas.openxmlformats.org/officeDocument/2006/bibliography"/>
+  </ds:schemaRefs>
+</ds:datastoreItem>
+</file>
+
 <file path=customXml/itemProps4.xml><?xml version="1.0" encoding="utf-8"?>
-<ds:datastoreItem xmlns:ds="http://schemas.openxmlformats.org/officeDocument/2006/customXml" ds:itemID="{7ADCF06E-81A5-4D29-A946-976E3F20FF44}">
+<ds:datastoreItem xmlns:ds="http://schemas.openxmlformats.org/officeDocument/2006/customXml" ds:itemID="{676608B1-A148-495A-80CE-F0BD5CC963A4}">
   <ds:schemaRefs>
-    <ds:schemaRef ds:uri="http://schemas.microsoft.com/office/2006/metadata/properties"/>
-    <ds:schemaRef ds:uri="http://schemas.microsoft.com/office/infopath/2007/PartnerControls"/>
-    <ds:schemaRef ds:uri="http://schemas.microsoft.com/sharepoint/v3"/>
-    <ds:schemaRef ds:uri="71af3243-3dd4-4a8d-8c0d-dd76da1f02a5"/>
-    <ds:schemaRef ds:uri="230e9df3-be65-4c73-a93b-d1236ebd677e"/>
+    <ds:schemaRef ds:uri="http://schemas.microsoft.com/sharepoint/v3/contenttype/forms"/>
   </ds:schemaRefs>
 </ds:datastoreItem>
 </file>
--- a/Edgard_Barbara_Report.docx
+++ b/Edgard_Barbara_Report.docx
@@ -232,8 +232,13 @@
       <w:r>
         <w:t xml:space="preserve"> </w:t>
       </w:r>
-      <w:r>
-        <w:t>The results confirm that model efficacy is highly dependent on data characteristics. Simple models excel with well-defined data, while complex or noisy data requires advanced techniques like ensemble methods and targeted feature engineering for clinically acceptable sensitivity. The findings underscore the need to select ML tools based on their specific application in a medical context, balancing sensitivity for early screening against accuracy for diagnosis confirmation.</w:t>
+      <w:proofErr w:type="gramStart"/>
+      <w:r>
+        <w:t>The</w:t>
+      </w:r>
+      <w:proofErr w:type="gramEnd"/>
+      <w:r>
+        <w:t xml:space="preserve"> results confirm that model efficacy is highly dependent on data characteristics. Simple models excel with well-defined data, while complex or noisy data requires advanced techniques like ensemble methods and targeted feature engineering for clinically acceptable sensitivity. The findings underscore the need to select ML tools based on their specific application in a medical context, balancing sensitivity for early screening against accuracy for diagnosis confirmation.</w:t>
       </w:r>
     </w:p>
     <w:p>
@@ -290,7 +295,15 @@
         <w:t>most used</w:t>
       </w:r>
       <w:r>
-        <w:t xml:space="preserve"> models include Support Vector Machine (SVM), Random Forest (RF), and Convolutional Neural Network (CNN), with CNN being a prime choice for unstructured data, while traditional ML models were found to outperform for structured data. </w:t>
+        <w:t xml:space="preserve"> models include Support Vector Machine (SVM), Random Forest (RF), and Convolutional Neural Network (CNN), with CNN being a prime choice for unstructured data, while traditional ML models were found to </w:t>
+      </w:r>
+      <w:proofErr w:type="gramStart"/>
+      <w:r>
+        <w:t>outperform for</w:t>
+      </w:r>
+      <w:proofErr w:type="gramEnd"/>
+      <w:r>
+        <w:t xml:space="preserve"> structured data. </w:t>
       </w:r>
       <w:r>
         <w:t xml:space="preserve">Previous </w:t>
@@ -413,9 +426,11 @@
       <w:r>
         <w:t xml:space="preserve"> [3] shows how </w:t>
       </w:r>
-      <w:r>
-        <w:t>implementing</w:t>
-      </w:r>
+      <w:proofErr w:type="gramStart"/>
+      <w:r>
+        <w:t>that implementing</w:t>
+      </w:r>
+      <w:proofErr w:type="gramEnd"/>
       <w:r>
         <w:t xml:space="preserve"> </w:t>
       </w:r>
@@ -853,6 +868,7 @@
     <w:p>
       <w:pPr>
         <w:pStyle w:val="Heading1"/>
+        <w:jc w:val="both"/>
       </w:pPr>
       <w:r>
         <w:t>Discussion</w:t>
@@ -1001,6 +1017,7 @@
     <w:p>
       <w:pPr>
         <w:pStyle w:val="Heading1"/>
+        <w:jc w:val="both"/>
       </w:pPr>
       <w:r>
         <w:t>Conclusion</w:t>
@@ -2942,7 +2959,10 @@
               <w:jc w:val="center"/>
             </w:pPr>
             <w:r>
-              <w:t>0.7576</w:t>
+              <w:t>0.7</w:t>
+            </w:r>
+            <w:r>
+              <w:t>706</w:t>
             </w:r>
           </w:p>
         </w:tc>
@@ -2969,7 +2989,10 @@
               <w:jc w:val="center"/>
             </w:pPr>
             <w:r>
-              <w:t>0.8415</w:t>
+              <w:t>0.84</w:t>
+            </w:r>
+            <w:r>
+              <w:t>48</w:t>
             </w:r>
           </w:p>
         </w:tc>
@@ -2996,7 +3019,10 @@
               <w:jc w:val="center"/>
             </w:pPr>
             <w:r>
-              <w:t>0.6545</w:t>
+              <w:t>0.654</w:t>
+            </w:r>
+            <w:r>
+              <w:t>4</w:t>
             </w:r>
           </w:p>
         </w:tc>
@@ -3023,7 +3049,10 @@
               <w:jc w:val="center"/>
             </w:pPr>
             <w:r>
-              <w:t>0.6543</w:t>
+              <w:t>0.6</w:t>
+            </w:r>
+            <w:r>
+              <w:t>795</w:t>
             </w:r>
           </w:p>
         </w:tc>
@@ -3190,19 +3219,6 @@
     </w:p>
     <w:p>
       <w:pPr>
-        <w:rPr>
-          <w:u w:val="single"/>
-        </w:rPr>
-      </w:pPr>
-      <w:r>
-        <w:rPr>
-          <w:u w:val="single"/>
-        </w:rPr>
-        <w:br w:type="page"/>
-      </w:r>
-    </w:p>
-    <w:p>
-      <w:pPr>
         <w:spacing w:line="240" w:lineRule="auto"/>
         <w:rPr>
           <w:u w:val="single"/>
@@ -3212,7 +3228,6 @@
         <w:rPr>
           <w:u w:val="single"/>
         </w:rPr>
-        <w:lastRenderedPageBreak/>
         <w:t>Figure 3:</w:t>
       </w:r>
     </w:p>
@@ -3295,6 +3310,7 @@
                 <w:b/>
                 <w:bCs/>
               </w:rPr>
+              <w:lastRenderedPageBreak/>
               <w:t>Model</w:t>
             </w:r>
           </w:p>
@@ -4391,9 +4407,9 @@
           <w:noProof/>
         </w:rPr>
         <w:drawing>
-          <wp:inline distT="0" distB="0" distL="0" distR="0" wp14:anchorId="0B222210" wp14:editId="31661820">
-            <wp:extent cx="4944147" cy="4469803"/>
-            <wp:effectExtent l="0" t="0" r="8890" b="6985"/>
+          <wp:inline distT="0" distB="0" distL="0" distR="0" wp14:anchorId="0B222210" wp14:editId="2A54AA0C">
+            <wp:extent cx="5402268" cy="4883972"/>
+            <wp:effectExtent l="0" t="0" r="8255" b="0"/>
             <wp:docPr id="1642684577" name="Picture 1" descr="A group of graphs showing different types of data&#10;&#10;AI-generated content may be incorrect."/>
             <wp:cNvGraphicFramePr>
               <a:graphicFrameLocks xmlns:a="http://schemas.openxmlformats.org/drawingml/2006/main" noChangeAspect="1"/>
@@ -4414,7 +4430,7 @@
                   <pic:spPr>
                     <a:xfrm>
                       <a:off x="0" y="0"/>
-                      <a:ext cx="4995898" cy="4516589"/>
+                      <a:ext cx="5428153" cy="4907373"/>
                     </a:xfrm>
                     <a:prstGeom prst="rect">
                       <a:avLst/>
@@ -7892,7 +7908,7 @@
     <w:charset w:val="00"/>
     <w:family w:val="swiss"/>
     <w:pitch w:val="variable"/>
-    <w:sig w:usb0="E4002EFF" w:usb1="C200247B" w:usb2="00000009" w:usb3="00000000" w:csb0="000001FF" w:csb1="00000000"/>
+    <w:sig w:usb0="E4002EFF" w:usb1="C000247B" w:usb2="00000009" w:usb3="00000000" w:csb0="000001FF" w:csb1="00000000"/>
   </w:font>
   <w:font w:name="SimSun">
     <w:altName w:val="宋体"/>
@@ -7947,14 +7963,12 @@
   </w:compat>
   <w:rsids>
     <w:rsidRoot w:val="00E22D4B"/>
-    <w:rsid w:val="0007277B"/>
     <w:rsid w:val="000A12CE"/>
     <w:rsid w:val="00797456"/>
-    <w:rsid w:val="007E772F"/>
     <w:rsid w:val="008D1517"/>
     <w:rsid w:val="00C279FD"/>
+    <w:rsid w:val="00D72563"/>
     <w:rsid w:val="00E22D4B"/>
-    <w:rsid w:val="00FF70A0"/>
   </w:rsids>
   <m:mathPr>
     <m:mathFont m:val="Cambria Math"/>
@@ -8778,26 +8792,19 @@
 </file>
 
 <file path=customXml/item1.xml><?xml version="1.0" encoding="utf-8"?>
-<p:properties xmlns:p="http://schemas.microsoft.com/office/2006/metadata/properties" xmlns:xsi="http://www.w3.org/2001/XMLSchema-instance" xmlns:pc="http://schemas.microsoft.com/office/infopath/2007/PartnerControls">
-  <documentManagement>
-    <_ip_UnifiedCompliancePolicyUIAction xmlns="http://schemas.microsoft.com/sharepoint/v3" xsi:nil="true"/>
-    <Image xmlns="71af3243-3dd4-4a8d-8c0d-dd76da1f02a5">
-      <Url xsi:nil="true"/>
-      <Description xsi:nil="true"/>
-    </Image>
-    <Status xmlns="71af3243-3dd4-4a8d-8c0d-dd76da1f02a5">Not started</Status>
-    <Background xmlns="71af3243-3dd4-4a8d-8c0d-dd76da1f02a5">false</Background>
-    <_ip_UnifiedCompliancePolicyProperties xmlns="http://schemas.microsoft.com/sharepoint/v3" xsi:nil="true"/>
-    <ImageTagsTaxHTField xmlns="71af3243-3dd4-4a8d-8c0d-dd76da1f02a5">
-      <Terms xmlns="http://schemas.microsoft.com/office/infopath/2007/PartnerControls"/>
-    </ImageTagsTaxHTField>
-    <TaxCatchAll xmlns="230e9df3-be65-4c73-a93b-d1236ebd677e" xsi:nil="true"/>
-    <MediaServiceKeyPoints xmlns="71af3243-3dd4-4a8d-8c0d-dd76da1f02a5" xsi:nil="true"/>
-  </documentManagement>
-</p:properties>
+<?mso-contentType ?>
+<FormTemplates xmlns="http://schemas.microsoft.com/sharepoint/v3/contenttype/forms">
+  <Display>DocumentLibraryForm</Display>
+  <Edit>DocumentLibraryForm</Edit>
+  <New>DocumentLibraryForm</New>
+</FormTemplates>
 </file>
 
 <file path=customXml/item2.xml><?xml version="1.0" encoding="utf-8"?>
+<b:Sources xmlns:b="http://schemas.openxmlformats.org/officeDocument/2006/bibliography" xmlns="http://schemas.openxmlformats.org/officeDocument/2006/bibliography" SelectedStyle="\APASixthEditionOfficeOnline.xsl" StyleName="APA" Version="6"/>
+</file>
+
+<file path=customXml/item3.xml><?xml version="1.0" encoding="utf-8"?>
 <ct:contentTypeSchema xmlns:ct="http://schemas.microsoft.com/office/2006/metadata/contentType" xmlns:ma="http://schemas.microsoft.com/office/2006/metadata/properties/metaAttributes" ct:_="" ma:_="" ma:contentTypeName="Document" ma:contentTypeID="0x01010079F111ED35F8CC479449609E8A0923A6" ma:contentTypeVersion="26" ma:contentTypeDescription="Create a new document." ma:contentTypeScope="" ma:versionID="ac37c1753acd5e330d2062ccec26ea66">
   <xsd:schema xmlns:xsd="http://www.w3.org/2001/XMLSchema" xmlns:xs="http://www.w3.org/2001/XMLSchema" xmlns:p="http://schemas.microsoft.com/office/2006/metadata/properties" xmlns:ns1="http://schemas.microsoft.com/sharepoint/v3" xmlns:ns2="71af3243-3dd4-4a8d-8c0d-dd76da1f02a5" xmlns:ns3="16c05727-aa75-4e4a-9b5f-8a80a1165891" xmlns:ns4="230e9df3-be65-4c73-a93b-d1236ebd677e" targetNamespace="http://schemas.microsoft.com/office/2006/metadata/properties" ma:root="true" ma:fieldsID="3b340c7101c92c5120abd06486f94548" ns1:_="" ns2:_="" ns3:_="" ns4:_="">
     <xsd:import namespace="http://schemas.microsoft.com/sharepoint/v3"/>
@@ -9097,32 +9104,43 @@
 </ct:contentTypeSchema>
 </file>
 
-<file path=customXml/item3.xml><?xml version="1.0" encoding="utf-8"?>
-<b:Sources xmlns:b="http://schemas.openxmlformats.org/officeDocument/2006/bibliography" xmlns="http://schemas.openxmlformats.org/officeDocument/2006/bibliography" SelectedStyle="\APASixthEditionOfficeOnline.xsl" StyleName="APA" Version="6"/>
-</file>
-
 <file path=customXml/item4.xml><?xml version="1.0" encoding="utf-8"?>
-<?mso-contentType ?>
-<FormTemplates xmlns="http://schemas.microsoft.com/sharepoint/v3/contenttype/forms">
-  <Display>DocumentLibraryForm</Display>
-  <Edit>DocumentLibraryForm</Edit>
-  <New>DocumentLibraryForm</New>
-</FormTemplates>
+<p:properties xmlns:p="http://schemas.microsoft.com/office/2006/metadata/properties" xmlns:xsi="http://www.w3.org/2001/XMLSchema-instance" xmlns:pc="http://schemas.microsoft.com/office/infopath/2007/PartnerControls">
+  <documentManagement>
+    <_ip_UnifiedCompliancePolicyUIAction xmlns="http://schemas.microsoft.com/sharepoint/v3" xsi:nil="true"/>
+    <Image xmlns="71af3243-3dd4-4a8d-8c0d-dd76da1f02a5">
+      <Url xsi:nil="true"/>
+      <Description xsi:nil="true"/>
+    </Image>
+    <Status xmlns="71af3243-3dd4-4a8d-8c0d-dd76da1f02a5">Not started</Status>
+    <Background xmlns="71af3243-3dd4-4a8d-8c0d-dd76da1f02a5">false</Background>
+    <_ip_UnifiedCompliancePolicyProperties xmlns="http://schemas.microsoft.com/sharepoint/v3" xsi:nil="true"/>
+    <ImageTagsTaxHTField xmlns="71af3243-3dd4-4a8d-8c0d-dd76da1f02a5">
+      <Terms xmlns="http://schemas.microsoft.com/office/infopath/2007/PartnerControls"/>
+    </ImageTagsTaxHTField>
+    <TaxCatchAll xmlns="230e9df3-be65-4c73-a93b-d1236ebd677e" xsi:nil="true"/>
+    <MediaServiceKeyPoints xmlns="71af3243-3dd4-4a8d-8c0d-dd76da1f02a5" xsi:nil="true"/>
+  </documentManagement>
+</p:properties>
 </file>
 
 <file path=customXml/itemProps1.xml><?xml version="1.0" encoding="utf-8"?>
-<ds:datastoreItem xmlns:ds="http://schemas.openxmlformats.org/officeDocument/2006/customXml" ds:itemID="{7ADCF06E-81A5-4D29-A946-976E3F20FF44}">
+<ds:datastoreItem xmlns:ds="http://schemas.openxmlformats.org/officeDocument/2006/customXml" ds:itemID="{676608B1-A148-495A-80CE-F0BD5CC963A4}">
   <ds:schemaRefs>
-    <ds:schemaRef ds:uri="http://schemas.microsoft.com/office/2006/metadata/properties"/>
-    <ds:schemaRef ds:uri="http://schemas.microsoft.com/office/infopath/2007/PartnerControls"/>
-    <ds:schemaRef ds:uri="http://schemas.microsoft.com/sharepoint/v3"/>
-    <ds:schemaRef ds:uri="71af3243-3dd4-4a8d-8c0d-dd76da1f02a5"/>
-    <ds:schemaRef ds:uri="230e9df3-be65-4c73-a93b-d1236ebd677e"/>
+    <ds:schemaRef ds:uri="http://schemas.microsoft.com/sharepoint/v3/contenttype/forms"/>
   </ds:schemaRefs>
 </ds:datastoreItem>
 </file>
 
 <file path=customXml/itemProps2.xml><?xml version="1.0" encoding="utf-8"?>
+<ds:datastoreItem xmlns:ds="http://schemas.openxmlformats.org/officeDocument/2006/customXml" ds:itemID="{7873A600-068F-4501-90D9-4F8296269121}">
+  <ds:schemaRefs>
+    <ds:schemaRef ds:uri="http://schemas.openxmlformats.org/officeDocument/2006/bibliography"/>
+  </ds:schemaRefs>
+</ds:datastoreItem>
+</file>
+
+<file path=customXml/itemProps3.xml><?xml version="1.0" encoding="utf-8"?>
 <ds:datastoreItem xmlns:ds="http://schemas.openxmlformats.org/officeDocument/2006/customXml" ds:itemID="{EC758F74-CB61-4D5F-B003-A3FA896AFEB4}">
   <ds:schemaRefs>
     <ds:schemaRef ds:uri="http://schemas.microsoft.com/office/2006/metadata/contentType"/>
@@ -9143,18 +9161,14 @@
 </ds:datastoreItem>
 </file>
 
-<file path=customXml/itemProps3.xml><?xml version="1.0" encoding="utf-8"?>
-<ds:datastoreItem xmlns:ds="http://schemas.openxmlformats.org/officeDocument/2006/customXml" ds:itemID="{7873A600-068F-4501-90D9-4F8296269121}">
+<file path=customXml/itemProps4.xml><?xml version="1.0" encoding="utf-8"?>
+<ds:datastoreItem xmlns:ds="http://schemas.openxmlformats.org/officeDocument/2006/customXml" ds:itemID="{7ADCF06E-81A5-4D29-A946-976E3F20FF44}">
   <ds:schemaRefs>
-    <ds:schemaRef ds:uri="http://schemas.openxmlformats.org/officeDocument/2006/bibliography"/>
-  </ds:schemaRefs>
-</ds:datastoreItem>
-</file>
-
-<file path=customXml/itemProps4.xml><?xml version="1.0" encoding="utf-8"?>
-<ds:datastoreItem xmlns:ds="http://schemas.openxmlformats.org/officeDocument/2006/customXml" ds:itemID="{676608B1-A148-495A-80CE-F0BD5CC963A4}">
-  <ds:schemaRefs>
-    <ds:schemaRef ds:uri="http://schemas.microsoft.com/sharepoint/v3/contenttype/forms"/>
+    <ds:schemaRef ds:uri="http://schemas.microsoft.com/office/2006/metadata/properties"/>
+    <ds:schemaRef ds:uri="http://schemas.microsoft.com/office/infopath/2007/PartnerControls"/>
+    <ds:schemaRef ds:uri="http://schemas.microsoft.com/sharepoint/v3"/>
+    <ds:schemaRef ds:uri="71af3243-3dd4-4a8d-8c0d-dd76da1f02a5"/>
+    <ds:schemaRef ds:uri="230e9df3-be65-4c73-a93b-d1236ebd677e"/>
   </ds:schemaRefs>
 </ds:datastoreItem>
 </file>